--- a/private/method-lab/downloads/01 Aperture Method - Agent Build Spec.docx
+++ b/private/method-lab/downloads/01 Aperture Method - Agent Build Spec.docx
@@ -3786,7 +3786,7 @@
       <w:r>
         <w:drawing>
           <wp:inline distT="0" distB="0" distL="0" distR="0">
-            <wp:extent cx="4114800" cy="2743200"/>
+            <wp:extent cx="4248150" cy="1371600"/>
             <wp:effectExtent t="0" r="0" b="0" l="0"/>
             <wp:docPr id="1" name="" descr="" title=""/>
             <wp:cNvGraphicFramePr>
@@ -3811,7 +3811,7 @@
                   <pic:spPr bwMode="auto">
                     <a:xfrm>
                       <a:off x="0" y="0"/>
-                      <a:ext cx="4114800" cy="2743200"/>
+                      <a:ext cx="4248150" cy="1371600"/>
                     </a:xfrm>
                     <a:prstGeom prst="rect">
                       <a:avLst/>
@@ -3840,7 +3840,7 @@
           <w:sz w:val="16"/>
           <w:szCs w:val="16"/>
         </w:rPr>
-        <w:t xml:space="preserve">The A-Team — internal build personas. They shape each agent’s prompt and what it optimizes for. Clients see Aperture, not names. Fenwick How is 01: intake, acceptance, and the human gate in every segment.</w:t>
+        <w:t xml:space="preserve">Human-led, AI-enabled. Fenwick How at the helm, then the five Aperture Method™ AI agents — Lena, Marcus, Natalie, Aria and Thomas. The personas are internal: they shape how each agent is prompted and what it optimizes for. Clients see Aperture, not names.</w:t>
       </w:r>
     </w:p>
     <w:p>
@@ -13104,7 +13104,7 @@
           </w:tcPr>
           <w:p>
             <w:pPr>
-              <w:spacing w:after="0" w:before="0" w:line="520"/>
+              <w:spacing w:after="90" w:before="0" w:line="240"/>
             </w:pPr>
             <w:r>
               <w:rPr>
@@ -13115,10 +13115,10 @@
                 <w:iCs w:val="false"/>
                 <w:caps w:val="false"/>
                 <w:color w:val="9A9A9A"/>
-                <w:sz w:val="44"/>
-                <w:szCs w:val="44"/>
-              </w:rPr>
-              <w:t xml:space="preserve">02</w:t>
+                <w:sz w:val="17"/>
+                <w:szCs w:val="17"/>
+              </w:rPr>
+              <w:t xml:space="preserve">THE APERTURE METHOD™ AI AGENT · 02</w:t>
             </w:r>
           </w:p>
           <w:p>
@@ -13138,6 +13138,20 @@
                 <w:szCs w:val="46"/>
               </w:rPr>
               <w:t xml:space="preserve">LENA</w:t>
+            </w:r>
+            <w:r>
+              <w:rPr>
+                <w:rFonts w:ascii="Arial" w:cs="Arial" w:eastAsia="Arial" w:hAnsi="Arial"/>
+                <w:b/>
+                <w:bCs/>
+                <w:i w:val="false"/>
+                <w:iCs w:val="false"/>
+                <w:caps w:val="false"/>
+                <w:color w:val="500000"/>
+                <w:sz w:val="19"/>
+                <w:szCs w:val="19"/>
+              </w:rPr>
+              <w:t xml:space="preserve">   AI AGENT</w:t>
             </w:r>
           </w:p>
           <w:p>
@@ -13202,7 +13216,7 @@
                 <w:sz w:val="20"/>
                 <w:szCs w:val="20"/>
               </w:rPr>
-              <w:t xml:space="preserve">Executive Assessment Agent</w:t>
+              <w:t xml:space="preserve">Executive Assessment &amp; Business Diagnostic Agent</w:t>
             </w:r>
           </w:p>
           <w:p>
@@ -13240,7 +13254,7 @@
                 <w:sz w:val="21"/>
                 <w:szCs w:val="21"/>
               </w:rPr>
-              <w:t xml:space="preserve">“I assess your business from the top down. I uncover what’s working, what’s not, and what matters most.”</w:t>
+              <w:t xml:space="preserve">“Lena sees the whole business before she looks at the pieces.”</w:t>
             </w:r>
           </w:p>
         </w:tc>
@@ -13298,7 +13312,7 @@
           <w:sz w:val="21"/>
           <w:szCs w:val="21"/>
         </w:rPr>
-        <w:t xml:space="preserve">Lena runs the diagnostic. She reads the whole business through the seven lenses, scores each one against the rubric with evidence, triangulates what the owner said against what the numbers say, and proposes the one constraint that — if fixed — unlocks the most value.</w:t>
+        <w:t xml:space="preserve">Lena is the front door to the Aperture Method. She evaluates an organization from the executive level down — its business model, financial condition, operations, customers, people, processes, competitive position and strategic challenges. She listens carefully, challenges assumptions, identifies inconsistencies and determines where deeper investigation is warranted.</w:t>
       </w:r>
     </w:p>
     <w:p>
@@ -13317,13 +13331,27 @@
           <w:sz w:val="21"/>
           <w:szCs w:val="21"/>
         </w:rPr>
-        <w:t xml:space="preserve">She runs in two modes. In xray mode she produces the standalone Business X-Ray and Aperture Score — your fixed-fee front door. In insights mode she reuses that X-Ray and frames a full engagement around it: validating the constraint with the owner, defining success measures, and sequencing the components.</w:t>
+        <w:t xml:space="preserve">She runs in two modes. In xray mode she produces the standalone Business X-Ray and Aperture Score — the fixed-fee front door. In insights mode she reuses that X-Ray and frames a full engagement around it: validating the constraint with the owner, defining success measures, and sequencing the components.</w:t>
       </w:r>
     </w:p>
     <w:p>
       <w:pPr>
-        <w:spacing w:after="130" w:before="0" w:line="288"/>
+        <w:spacing w:after="150" w:before="0" w:line="288"/>
       </w:pPr>
+      <w:r>
+        <w:rPr>
+          <w:rFonts w:ascii="Arial" w:cs="Arial" w:eastAsia="Arial" w:hAnsi="Arial"/>
+          <w:b/>
+          <w:bCs/>
+          <w:i w:val="false"/>
+          <w:iCs w:val="false"/>
+          <w:caps w:val="false"/>
+          <w:color w:val="1A1A1A"/>
+          <w:sz w:val="21"/>
+          <w:szCs w:val="21"/>
+        </w:rPr>
+        <w:t xml:space="preserve">Mission. </w:t>
+      </w:r>
       <w:r>
         <w:rPr>
           <w:rFonts w:ascii="Arial" w:cs="Arial" w:eastAsia="Arial" w:hAnsi="Arial"/>
@@ -13336,7 +13364,7 @@
           <w:sz w:val="21"/>
           <w:szCs w:val="21"/>
         </w:rPr>
-        <w:t xml:space="preserve">She is the most commercially important agent in the system, because the X-Ray is what turns a conversation into a client, and the routing recommendation is what turns one purchase into five.</w:t>
+        <w:t xml:space="preserve">To establish a clear, defensible picture of where the business stands today. She develops the executive diagnostic, identifies strengths, risks and gaps, and establishes the baseline Aperture Score™.</w:t>
       </w:r>
     </w:p>
     <w:p>
@@ -14622,6 +14650,240 @@
           <w:sz w:val="21"/>
           <w:szCs w:val="21"/>
         </w:rPr>
+        <w:t xml:space="preserve">Core capabilities</w:t>
+      </w:r>
+    </w:p>
+    <w:tbl>
+      <w:tblPr>
+        <w:tblW w:type="dxa" w:w="9360"/>
+        <w:tblBorders>
+          <w:top w:val="single" w:color="D9D9D9" w:sz="2"/>
+          <w:left w:val="none"/>
+          <w:bottom w:val="single" w:color="D9D9D9" w:sz="2"/>
+          <w:right w:val="none"/>
+          <w:insideH w:val="single" w:color="D9D9D9" w:sz="2"/>
+          <w:insideV w:val="none"/>
+        </w:tblBorders>
+      </w:tblPr>
+      <w:tblGrid>
+        <w:gridCol w:w="4680"/>
+        <w:gridCol w:w="4680"/>
+      </w:tblGrid>
+      <w:tr>
+        <w:tc>
+          <w:tcPr>
+            <w:tcW w:type="dxa" w:w="4680"/>
+            <w:tcMar>
+              <w:top w:type="dxa" w:w="90"/>
+              <w:left w:type="dxa" w:w="110"/>
+              <w:bottom w:type="dxa" w:w="90"/>
+              <w:right w:type="dxa" w:w="110"/>
+            </w:tcMar>
+            <w:vAlign w:val="top"/>
+          </w:tcPr>
+          <w:p>
+            <w:pPr>
+              <w:spacing w:after="0" w:before="0" w:line="276"/>
+              <w:jc w:val="left"/>
+            </w:pPr>
+            <w:r>
+              <w:rPr>
+                <w:rFonts w:ascii="Arial" w:cs="Arial" w:eastAsia="Arial" w:hAnsi="Arial"/>
+                <w:b w:val="false"/>
+                <w:bCs w:val="false"/>
+                <w:i w:val="false"/>
+                <w:iCs w:val="false"/>
+                <w:caps w:val="false"/>
+                <w:color w:val="1A1A1A"/>
+                <w:sz w:val="18"/>
+                <w:szCs w:val="18"/>
+              </w:rPr>
+              <w:t xml:space="preserve">Executive-level business diagnostics</w:t>
+            </w:r>
+          </w:p>
+        </w:tc>
+        <w:tc>
+          <w:tcPr>
+            <w:tcW w:type="dxa" w:w="4680"/>
+            <w:tcMar>
+              <w:top w:type="dxa" w:w="90"/>
+              <w:left w:type="dxa" w:w="110"/>
+              <w:bottom w:type="dxa" w:w="90"/>
+              <w:right w:type="dxa" w:w="110"/>
+            </w:tcMar>
+            <w:vAlign w:val="top"/>
+          </w:tcPr>
+          <w:p>
+            <w:pPr>
+              <w:spacing w:after="0" w:before="0" w:line="276"/>
+              <w:jc w:val="left"/>
+            </w:pPr>
+            <w:r>
+              <w:rPr>
+                <w:rFonts w:ascii="Arial" w:cs="Arial" w:eastAsia="Arial" w:hAnsi="Arial"/>
+                <w:b w:val="false"/>
+                <w:bCs w:val="false"/>
+                <w:i w:val="false"/>
+                <w:iCs w:val="false"/>
+                <w:caps w:val="false"/>
+                <w:color w:val="1A1A1A"/>
+                <w:sz w:val="18"/>
+                <w:szCs w:val="18"/>
+              </w:rPr>
+              <w:t xml:space="preserve">SWOT, gap and risk analysis</w:t>
+            </w:r>
+          </w:p>
+        </w:tc>
+      </w:tr>
+      <w:tr>
+        <w:tc>
+          <w:tcPr>
+            <w:tcW w:type="dxa" w:w="4680"/>
+            <w:shd w:fill="F7F7F7" w:color="auto" w:val="clear"/>
+            <w:tcMar>
+              <w:top w:type="dxa" w:w="90"/>
+              <w:left w:type="dxa" w:w="110"/>
+              <w:bottom w:type="dxa" w:w="90"/>
+              <w:right w:type="dxa" w:w="110"/>
+            </w:tcMar>
+            <w:vAlign w:val="top"/>
+          </w:tcPr>
+          <w:p>
+            <w:pPr>
+              <w:spacing w:after="0" w:before="0" w:line="276"/>
+              <w:jc w:val="left"/>
+            </w:pPr>
+            <w:r>
+              <w:rPr>
+                <w:rFonts w:ascii="Arial" w:cs="Arial" w:eastAsia="Arial" w:hAnsi="Arial"/>
+                <w:b w:val="false"/>
+                <w:bCs w:val="false"/>
+                <w:i w:val="false"/>
+                <w:iCs w:val="false"/>
+                <w:caps w:val="false"/>
+                <w:color w:val="1A1A1A"/>
+                <w:sz w:val="18"/>
+                <w:szCs w:val="18"/>
+              </w:rPr>
+              <w:t xml:space="preserve">Business-model and operational assessment</w:t>
+            </w:r>
+          </w:p>
+        </w:tc>
+        <w:tc>
+          <w:tcPr>
+            <w:tcW w:type="dxa" w:w="4680"/>
+            <w:shd w:fill="F7F7F7" w:color="auto" w:val="clear"/>
+            <w:tcMar>
+              <w:top w:type="dxa" w:w="90"/>
+              <w:left w:type="dxa" w:w="110"/>
+              <w:bottom w:type="dxa" w:w="90"/>
+              <w:right w:type="dxa" w:w="110"/>
+            </w:tcMar>
+            <w:vAlign w:val="top"/>
+          </w:tcPr>
+          <w:p>
+            <w:pPr>
+              <w:spacing w:after="0" w:before="0" w:line="276"/>
+              <w:jc w:val="left"/>
+            </w:pPr>
+            <w:r>
+              <w:rPr>
+                <w:rFonts w:ascii="Arial" w:cs="Arial" w:eastAsia="Arial" w:hAnsi="Arial"/>
+                <w:b w:val="false"/>
+                <w:bCs w:val="false"/>
+                <w:i w:val="false"/>
+                <w:iCs w:val="false"/>
+                <w:caps w:val="false"/>
+                <w:color w:val="1A1A1A"/>
+                <w:sz w:val="18"/>
+                <w:szCs w:val="18"/>
+              </w:rPr>
+              <w:t xml:space="preserve">Management interview analysis</w:t>
+            </w:r>
+          </w:p>
+        </w:tc>
+      </w:tr>
+      <w:tr>
+        <w:tc>
+          <w:tcPr>
+            <w:tcW w:type="dxa" w:w="4680"/>
+            <w:tcMar>
+              <w:top w:type="dxa" w:w="90"/>
+              <w:left w:type="dxa" w:w="110"/>
+              <w:bottom w:type="dxa" w:w="90"/>
+              <w:right w:type="dxa" w:w="110"/>
+            </w:tcMar>
+            <w:vAlign w:val="top"/>
+          </w:tcPr>
+          <w:p>
+            <w:pPr>
+              <w:spacing w:after="0" w:before="0" w:line="276"/>
+              <w:jc w:val="left"/>
+            </w:pPr>
+            <w:r>
+              <w:rPr>
+                <w:rFonts w:ascii="Arial" w:cs="Arial" w:eastAsia="Arial" w:hAnsi="Arial"/>
+                <w:b w:val="false"/>
+                <w:bCs w:val="false"/>
+                <w:i w:val="false"/>
+                <w:iCs w:val="false"/>
+                <w:caps w:val="false"/>
+                <w:color w:val="1A1A1A"/>
+                <w:sz w:val="18"/>
+                <w:szCs w:val="18"/>
+              </w:rPr>
+              <w:t xml:space="preserve">Aperture Score™ baseline</w:t>
+            </w:r>
+          </w:p>
+        </w:tc>
+        <w:tc>
+          <w:tcPr>
+            <w:tcW w:type="dxa" w:w="4680"/>
+            <w:tcMar>
+              <w:top w:type="dxa" w:w="90"/>
+              <w:left w:type="dxa" w:w="110"/>
+              <w:bottom w:type="dxa" w:w="90"/>
+              <w:right w:type="dxa" w:w="110"/>
+            </w:tcMar>
+            <w:vAlign w:val="top"/>
+          </w:tcPr>
+          <w:p>
+            <w:pPr>
+              <w:spacing w:after="0" w:before="0" w:line="276"/>
+              <w:jc w:val="left"/>
+            </w:pPr>
+            <w:r>
+              <w:rPr>
+                <w:rFonts w:ascii="Arial" w:cs="Arial" w:eastAsia="Arial" w:hAnsi="Arial"/>
+                <w:b w:val="false"/>
+                <w:bCs w:val="false"/>
+                <w:i w:val="false"/>
+                <w:iCs w:val="false"/>
+                <w:caps w:val="false"/>
+                <w:color w:val="1A1A1A"/>
+                <w:sz w:val="18"/>
+                <w:szCs w:val="18"/>
+              </w:rPr>
+              <w:t xml:space="preserve">Executive Intelligence Report development</w:t>
+            </w:r>
+          </w:p>
+        </w:tc>
+      </w:tr>
+    </w:tbl>
+    <w:p>
+      <w:pPr>
+        <w:keepNext/>
+        <w:spacing w:after="50" w:before="180" w:line="280"/>
+      </w:pPr>
+      <w:r>
+        <w:rPr>
+          <w:rFonts w:ascii="Arial" w:cs="Arial" w:eastAsia="Arial" w:hAnsi="Arial"/>
+          <w:b/>
+          <w:bCs/>
+          <w:color w:val="000000"/>
+          <w:sz w:val="21"/>
+          <w:szCs w:val="21"/>
+        </w:rPr>
         <w:t xml:space="preserve">How I fit into the program</w:t>
       </w:r>
     </w:p>
@@ -14976,6 +15238,127 @@
         </w:tc>
       </w:tr>
     </w:tbl>
+    <w:p>
+      <w:pPr>
+        <w:keepNext/>
+        <w:spacing w:after="50" w:before="180" w:line="280"/>
+      </w:pPr>
+      <w:r>
+        <w:rPr>
+          <w:rFonts w:ascii="Arial" w:cs="Arial" w:eastAsia="Arial" w:hAnsi="Arial"/>
+          <w:b/>
+          <w:bCs/>
+          <w:color w:val="000000"/>
+          <w:sz w:val="21"/>
+          <w:szCs w:val="21"/>
+        </w:rPr>
+        <w:t xml:space="preserve">Working personality</w:t>
+      </w:r>
+    </w:p>
+    <w:p>
+      <w:pPr>
+        <w:spacing w:after="130" w:before="0" w:line="288"/>
+      </w:pPr>
+      <w:r>
+        <w:rPr>
+          <w:rFonts w:ascii="Arial" w:cs="Arial" w:eastAsia="Arial" w:hAnsi="Arial"/>
+          <w:b w:val="false"/>
+          <w:bCs w:val="false"/>
+          <w:i w:val="false"/>
+          <w:iCs w:val="false"/>
+          <w:caps w:val="false"/>
+          <w:color w:val="1A1A1A"/>
+          <w:sz w:val="21"/>
+          <w:szCs w:val="21"/>
+        </w:rPr>
+        <w:t xml:space="preserve">Experienced, composed, inquisitive and appropriately skeptical. Lena asks the question everyone else overlooked.</w:t>
+      </w:r>
+    </w:p>
+    <w:tbl>
+      <w:tblPr>
+        <w:tblW w:type="dxa" w:w="9360"/>
+        <w:tblBorders>
+          <w:top w:val="none"/>
+          <w:left w:val="single" w:color="500000" w:sz="24"/>
+          <w:bottom w:val="none"/>
+          <w:right w:val="none"/>
+          <w:insideH w:val="none"/>
+          <w:insideV w:val="none"/>
+        </w:tblBorders>
+      </w:tblPr>
+      <w:tblGrid>
+        <w:gridCol w:w="9360"/>
+      </w:tblGrid>
+      <w:tr>
+        <w:tc>
+          <w:tcPr>
+            <w:tcW w:type="dxa" w:w="9360"/>
+            <w:shd w:fill="F5F2F2" w:color="auto" w:val="clear"/>
+            <w:tcMar>
+              <w:top w:type="dxa" w:w="140"/>
+              <w:left w:type="dxa" w:w="200"/>
+              <w:bottom w:type="dxa" w:w="140"/>
+              <w:right w:type="dxa" w:w="180"/>
+            </w:tcMar>
+          </w:tcPr>
+          <w:p>
+            <w:pPr>
+              <w:spacing w:after="60" w:before="0" w:line="288"/>
+            </w:pPr>
+            <w:r>
+              <w:rPr>
+                <w:rFonts w:ascii="Arial" w:cs="Arial" w:eastAsia="Arial" w:hAnsi="Arial"/>
+                <w:b w:val="false"/>
+                <w:bCs w:val="false"/>
+                <w:i/>
+                <w:iCs/>
+                <w:caps w:val="false"/>
+                <w:color w:val="1A1A1A"/>
+                <w:sz w:val="22"/>
+                <w:szCs w:val="22"/>
+              </w:rPr>
+              <w:t xml:space="preserve">“What is really happening inside this business?”</w:t>
+            </w:r>
+          </w:p>
+        </w:tc>
+      </w:tr>
+    </w:tbl>
+    <w:p>
+      <w:pPr>
+        <w:keepNext/>
+        <w:spacing w:after="50" w:before="180" w:line="280"/>
+      </w:pPr>
+      <w:r>
+        <w:rPr>
+          <w:rFonts w:ascii="Arial" w:cs="Arial" w:eastAsia="Arial" w:hAnsi="Arial"/>
+          <w:b/>
+          <w:bCs/>
+          <w:color w:val="000000"/>
+          <w:sz w:val="21"/>
+          <w:szCs w:val="21"/>
+        </w:rPr>
+        <w:t xml:space="preserve">Team handoff</w:t>
+      </w:r>
+    </w:p>
+    <w:p>
+      <w:pPr>
+        <w:spacing w:after="130" w:before="0" w:line="288"/>
+      </w:pPr>
+      <w:r>
+        <w:rPr>
+          <w:rFonts w:ascii="Arial" w:cs="Arial" w:eastAsia="Arial" w:hAnsi="Arial"/>
+          <w:b w:val="false"/>
+          <w:bCs w:val="false"/>
+          <w:i w:val="false"/>
+          <w:iCs w:val="false"/>
+          <w:caps w:val="false"/>
+          <w:color w:val="1A1A1A"/>
+          <w:sz w:val="21"/>
+          <w:szCs w:val="21"/>
+        </w:rPr>
+        <w:t xml:space="preserve">Lena identifies where to look. Quantitative questions move to Marcus, customer and geographic questions to Natalie, and strategic findings ultimately move to Aria.</w:t>
+      </w:r>
+    </w:p>
     <w:p>
       <w:pPr>
         <w:keepNext/>
@@ -17524,7 +17907,7 @@
           </w:tcPr>
           <w:p>
             <w:pPr>
-              <w:spacing w:after="0" w:before="0" w:line="520"/>
+              <w:spacing w:after="90" w:before="0" w:line="240"/>
             </w:pPr>
             <w:r>
               <w:rPr>
@@ -17535,10 +17918,10 @@
                 <w:iCs w:val="false"/>
                 <w:caps w:val="false"/>
                 <w:color w:val="9A9A9A"/>
-                <w:sz w:val="44"/>
-                <w:szCs w:val="44"/>
-              </w:rPr>
-              <w:t xml:space="preserve">03</w:t>
+                <w:sz w:val="17"/>
+                <w:szCs w:val="17"/>
+              </w:rPr>
+              <w:t xml:space="preserve">THE APERTURE METHOD™ AI AGENT · 03</w:t>
             </w:r>
           </w:p>
           <w:p>
@@ -17558,6 +17941,20 @@
                 <w:szCs w:val="46"/>
               </w:rPr>
               <w:t xml:space="preserve">MARCUS</w:t>
+            </w:r>
+            <w:r>
+              <w:rPr>
+                <w:rFonts w:ascii="Arial" w:cs="Arial" w:eastAsia="Arial" w:hAnsi="Arial"/>
+                <w:b/>
+                <w:bCs/>
+                <w:i w:val="false"/>
+                <w:iCs w:val="false"/>
+                <w:caps w:val="false"/>
+                <w:color w:val="500000"/>
+                <w:sz w:val="19"/>
+                <w:szCs w:val="19"/>
+              </w:rPr>
+              <w:t xml:space="preserve">   AI AGENT</w:t>
             </w:r>
           </w:p>
           <w:p>
@@ -17622,7 +18019,7 @@
                 <w:sz w:val="20"/>
                 <w:szCs w:val="20"/>
               </w:rPr>
-              <w:t xml:space="preserve">Intelligence &amp; Modeling Agent</w:t>
+              <w:t xml:space="preserve">Financial Intelligence &amp; Decision Modeling Agent</w:t>
             </w:r>
           </w:p>
           <w:p>
@@ -17660,7 +18057,7 @@
                 <w:sz w:val="21"/>
                 <w:szCs w:val="21"/>
               </w:rPr>
-              <w:t xml:space="preserve">“I turn complex financial and operational data into clear, decision-ready intelligence.”</w:t>
+              <w:t xml:space="preserve">“Marcus turns numbers into decisions.”</w:t>
             </w:r>
           </w:p>
         </w:tc>
@@ -17718,26 +18115,7 @@
           <w:sz w:val="21"/>
           <w:szCs w:val="21"/>
         </w:rPr>
-        <w:t xml:space="preserve">Marcus shows exactly where the business makes and loses money — by product and service, by location, by customer segment — and turns the financials into the handful of profit drivers the owner can actually move.</w:t>
-      </w:r>
-    </w:p>
-    <w:p>
-      <w:pPr>
-        <w:spacing w:after="130" w:before="0" w:line="288"/>
-      </w:pPr>
-      <w:r>
-        <w:rPr>
-          <w:rFonts w:ascii="Arial" w:cs="Arial" w:eastAsia="Arial" w:hAnsi="Arial"/>
-          <w:b w:val="false"/>
-          <w:bCs w:val="false"/>
-          <w:i w:val="false"/>
-          <w:iCs w:val="false"/>
-          <w:caps w:val="false"/>
-          <w:color w:val="1A1A1A"/>
-          <w:sz w:val="21"/>
-          <w:szCs w:val="21"/>
-        </w:rPr>
-        <w:t xml:space="preserve">He then builds a scenario model so decisions can be tested before they are made: fix retention or open a fourth location, raise price or raise volume, over a three-year horizon with the assumptions named and adjustable.</w:t>
+        <w:t xml:space="preserve">Marcus is the quantitative engine of the Aperture Method. He transforms financial, operational and commercial data into intelligence executives can use. Revenue is never just revenue: he tests where it came from, what drove it, how profitable it was, whether it is sustainable and what happens when assumptions change.</w:t>
       </w:r>
     </w:p>
     <w:p>
@@ -17757,6 +18135,39 @@
           <w:szCs w:val="21"/>
         </w:rPr>
         <w:t xml:space="preserve">Every number he reports comes from a tool, not from him. He decides what to compute and what it means; the tool produces the figure of record. That separation is what makes his output defensible.</w:t>
+      </w:r>
+    </w:p>
+    <w:p>
+      <w:pPr>
+        <w:spacing w:after="150" w:before="0" w:line="288"/>
+      </w:pPr>
+      <w:r>
+        <w:rPr>
+          <w:rFonts w:ascii="Arial" w:cs="Arial" w:eastAsia="Arial" w:hAnsi="Arial"/>
+          <w:b/>
+          <w:bCs/>
+          <w:i w:val="false"/>
+          <w:iCs w:val="false"/>
+          <w:caps w:val="false"/>
+          <w:color w:val="1A1A1A"/>
+          <w:sz w:val="21"/>
+          <w:szCs w:val="21"/>
+        </w:rPr>
+        <w:t xml:space="preserve">Mission. </w:t>
+      </w:r>
+      <w:r>
+        <w:rPr>
+          <w:rFonts w:ascii="Arial" w:cs="Arial" w:eastAsia="Arial" w:hAnsi="Arial"/>
+          <w:b w:val="false"/>
+          <w:bCs w:val="false"/>
+          <w:i w:val="false"/>
+          <w:iCs w:val="false"/>
+          <w:caps w:val="false"/>
+          <w:color w:val="1A1A1A"/>
+          <w:sz w:val="21"/>
+          <w:szCs w:val="21"/>
+        </w:rPr>
+        <w:t xml:space="preserve">To separate what management believes from what the evidence demonstrates. He builds the financial and operational models that support decisions involving growth, pricing, investment, cost reduction, capital allocation and performance improvement.</w:t>
       </w:r>
     </w:p>
     <w:p>
@@ -19109,6 +19520,240 @@
           <w:sz w:val="21"/>
           <w:szCs w:val="21"/>
         </w:rPr>
+        <w:t xml:space="preserve">Core capabilities</w:t>
+      </w:r>
+    </w:p>
+    <w:tbl>
+      <w:tblPr>
+        <w:tblW w:type="dxa" w:w="9360"/>
+        <w:tblBorders>
+          <w:top w:val="single" w:color="D9D9D9" w:sz="2"/>
+          <w:left w:val="none"/>
+          <w:bottom w:val="single" w:color="D9D9D9" w:sz="2"/>
+          <w:right w:val="none"/>
+          <w:insideH w:val="single" w:color="D9D9D9" w:sz="2"/>
+          <w:insideV w:val="none"/>
+        </w:tblBorders>
+      </w:tblPr>
+      <w:tblGrid>
+        <w:gridCol w:w="4680"/>
+        <w:gridCol w:w="4680"/>
+      </w:tblGrid>
+      <w:tr>
+        <w:tc>
+          <w:tcPr>
+            <w:tcW w:type="dxa" w:w="4680"/>
+            <w:tcMar>
+              <w:top w:type="dxa" w:w="90"/>
+              <w:left w:type="dxa" w:w="110"/>
+              <w:bottom w:type="dxa" w:w="90"/>
+              <w:right w:type="dxa" w:w="110"/>
+            </w:tcMar>
+            <w:vAlign w:val="top"/>
+          </w:tcPr>
+          <w:p>
+            <w:pPr>
+              <w:spacing w:after="0" w:before="0" w:line="276"/>
+              <w:jc w:val="left"/>
+            </w:pPr>
+            <w:r>
+              <w:rPr>
+                <w:rFonts w:ascii="Arial" w:cs="Arial" w:eastAsia="Arial" w:hAnsi="Arial"/>
+                <w:b w:val="false"/>
+                <w:bCs w:val="false"/>
+                <w:i w:val="false"/>
+                <w:iCs w:val="false"/>
+                <w:caps w:val="false"/>
+                <w:color w:val="1A1A1A"/>
+                <w:sz w:val="18"/>
+                <w:szCs w:val="18"/>
+              </w:rPr>
+              <w:t xml:space="preserve">Financial modeling and forecasting</w:t>
+            </w:r>
+          </w:p>
+        </w:tc>
+        <w:tc>
+          <w:tcPr>
+            <w:tcW w:type="dxa" w:w="4680"/>
+            <w:tcMar>
+              <w:top w:type="dxa" w:w="90"/>
+              <w:left w:type="dxa" w:w="110"/>
+              <w:bottom w:type="dxa" w:w="90"/>
+              <w:right w:type="dxa" w:w="110"/>
+            </w:tcMar>
+            <w:vAlign w:val="top"/>
+          </w:tcPr>
+          <w:p>
+            <w:pPr>
+              <w:spacing w:after="0" w:before="0" w:line="276"/>
+              <w:jc w:val="left"/>
+            </w:pPr>
+            <w:r>
+              <w:rPr>
+                <w:rFonts w:ascii="Arial" w:cs="Arial" w:eastAsia="Arial" w:hAnsi="Arial"/>
+                <w:b w:val="false"/>
+                <w:bCs w:val="false"/>
+                <w:i w:val="false"/>
+                <w:iCs w:val="false"/>
+                <w:caps w:val="false"/>
+                <w:color w:val="1A1A1A"/>
+                <w:sz w:val="18"/>
+                <w:szCs w:val="18"/>
+              </w:rPr>
+              <w:t xml:space="preserve">Profitability and margin analysis</w:t>
+            </w:r>
+          </w:p>
+        </w:tc>
+      </w:tr>
+      <w:tr>
+        <w:tc>
+          <w:tcPr>
+            <w:tcW w:type="dxa" w:w="4680"/>
+            <w:shd w:fill="F7F7F7" w:color="auto" w:val="clear"/>
+            <w:tcMar>
+              <w:top w:type="dxa" w:w="90"/>
+              <w:left w:type="dxa" w:w="110"/>
+              <w:bottom w:type="dxa" w:w="90"/>
+              <w:right w:type="dxa" w:w="110"/>
+            </w:tcMar>
+            <w:vAlign w:val="top"/>
+          </w:tcPr>
+          <w:p>
+            <w:pPr>
+              <w:spacing w:after="0" w:before="0" w:line="276"/>
+              <w:jc w:val="left"/>
+            </w:pPr>
+            <w:r>
+              <w:rPr>
+                <w:rFonts w:ascii="Arial" w:cs="Arial" w:eastAsia="Arial" w:hAnsi="Arial"/>
+                <w:b w:val="false"/>
+                <w:bCs w:val="false"/>
+                <w:i w:val="false"/>
+                <w:iCs w:val="false"/>
+                <w:caps w:val="false"/>
+                <w:color w:val="1A1A1A"/>
+                <w:sz w:val="18"/>
+                <w:szCs w:val="18"/>
+              </w:rPr>
+              <w:t xml:space="preserve">Scenario and sensitivity analysis</w:t>
+            </w:r>
+          </w:p>
+        </w:tc>
+        <w:tc>
+          <w:tcPr>
+            <w:tcW w:type="dxa" w:w="4680"/>
+            <w:shd w:fill="F7F7F7" w:color="auto" w:val="clear"/>
+            <w:tcMar>
+              <w:top w:type="dxa" w:w="90"/>
+              <w:left w:type="dxa" w:w="110"/>
+              <w:bottom w:type="dxa" w:w="90"/>
+              <w:right w:type="dxa" w:w="110"/>
+            </w:tcMar>
+            <w:vAlign w:val="top"/>
+          </w:tcPr>
+          <w:p>
+            <w:pPr>
+              <w:spacing w:after="0" w:before="0" w:line="276"/>
+              <w:jc w:val="left"/>
+            </w:pPr>
+            <w:r>
+              <w:rPr>
+                <w:rFonts w:ascii="Arial" w:cs="Arial" w:eastAsia="Arial" w:hAnsi="Arial"/>
+                <w:b w:val="false"/>
+                <w:bCs w:val="false"/>
+                <w:i w:val="false"/>
+                <w:iCs w:val="false"/>
+                <w:caps w:val="false"/>
+                <w:color w:val="1A1A1A"/>
+                <w:sz w:val="18"/>
+                <w:szCs w:val="18"/>
+              </w:rPr>
+              <w:t xml:space="preserve">Trend, variance and KPI analysis</w:t>
+            </w:r>
+          </w:p>
+        </w:tc>
+      </w:tr>
+      <w:tr>
+        <w:tc>
+          <w:tcPr>
+            <w:tcW w:type="dxa" w:w="4680"/>
+            <w:tcMar>
+              <w:top w:type="dxa" w:w="90"/>
+              <w:left w:type="dxa" w:w="110"/>
+              <w:bottom w:type="dxa" w:w="90"/>
+              <w:right w:type="dxa" w:w="110"/>
+            </w:tcMar>
+            <w:vAlign w:val="top"/>
+          </w:tcPr>
+          <w:p>
+            <w:pPr>
+              <w:spacing w:after="0" w:before="0" w:line="276"/>
+              <w:jc w:val="left"/>
+            </w:pPr>
+            <w:r>
+              <w:rPr>
+                <w:rFonts w:ascii="Arial" w:cs="Arial" w:eastAsia="Arial" w:hAnsi="Arial"/>
+                <w:b w:val="false"/>
+                <w:bCs w:val="false"/>
+                <w:i w:val="false"/>
+                <w:iCs w:val="false"/>
+                <w:caps w:val="false"/>
+                <w:color w:val="1A1A1A"/>
+                <w:sz w:val="18"/>
+                <w:szCs w:val="18"/>
+              </w:rPr>
+              <w:t xml:space="preserve">Opportunity sizing and ROI analysis</w:t>
+            </w:r>
+          </w:p>
+        </w:tc>
+        <w:tc>
+          <w:tcPr>
+            <w:tcW w:type="dxa" w:w="4680"/>
+            <w:tcMar>
+              <w:top w:type="dxa" w:w="90"/>
+              <w:left w:type="dxa" w:w="110"/>
+              <w:bottom w:type="dxa" w:w="90"/>
+              <w:right w:type="dxa" w:w="110"/>
+            </w:tcMar>
+            <w:vAlign w:val="top"/>
+          </w:tcPr>
+          <w:p>
+            <w:pPr>
+              <w:spacing w:after="0" w:before="0" w:line="276"/>
+              <w:jc w:val="left"/>
+            </w:pPr>
+            <w:r>
+              <w:rPr>
+                <w:rFonts w:ascii="Arial" w:cs="Arial" w:eastAsia="Arial" w:hAnsi="Arial"/>
+                <w:b w:val="false"/>
+                <w:bCs w:val="false"/>
+                <w:i w:val="false"/>
+                <w:iCs w:val="false"/>
+                <w:caps w:val="false"/>
+                <w:color w:val="1A1A1A"/>
+                <w:sz w:val="18"/>
+                <w:szCs w:val="18"/>
+              </w:rPr>
+              <w:t xml:space="preserve">Data validation and decision models</w:t>
+            </w:r>
+          </w:p>
+        </w:tc>
+      </w:tr>
+    </w:tbl>
+    <w:p>
+      <w:pPr>
+        <w:keepNext/>
+        <w:spacing w:after="50" w:before="180" w:line="280"/>
+      </w:pPr>
+      <w:r>
+        <w:rPr>
+          <w:rFonts w:ascii="Arial" w:cs="Arial" w:eastAsia="Arial" w:hAnsi="Arial"/>
+          <w:b/>
+          <w:bCs/>
+          <w:color w:val="000000"/>
+          <w:sz w:val="21"/>
+          <w:szCs w:val="21"/>
+        </w:rPr>
         <w:t xml:space="preserve">How I fit into the program</w:t>
       </w:r>
     </w:p>
@@ -19463,6 +20108,127 @@
         </w:tc>
       </w:tr>
     </w:tbl>
+    <w:p>
+      <w:pPr>
+        <w:keepNext/>
+        <w:spacing w:after="50" w:before="180" w:line="280"/>
+      </w:pPr>
+      <w:r>
+        <w:rPr>
+          <w:rFonts w:ascii="Arial" w:cs="Arial" w:eastAsia="Arial" w:hAnsi="Arial"/>
+          <w:b/>
+          <w:bCs/>
+          <w:color w:val="000000"/>
+          <w:sz w:val="21"/>
+          <w:szCs w:val="21"/>
+        </w:rPr>
+        <w:t xml:space="preserve">Working personality</w:t>
+      </w:r>
+    </w:p>
+    <w:p>
+      <w:pPr>
+        <w:spacing w:after="130" w:before="0" w:line="288"/>
+      </w:pPr>
+      <w:r>
+        <w:rPr>
+          <w:rFonts w:ascii="Arial" w:cs="Arial" w:eastAsia="Arial" w:hAnsi="Arial"/>
+          <w:b w:val="false"/>
+          <w:bCs w:val="false"/>
+          <w:i w:val="false"/>
+          <w:iCs w:val="false"/>
+          <w:caps w:val="false"/>
+          <w:color w:val="1A1A1A"/>
+          <w:sz w:val="21"/>
+          <w:szCs w:val="21"/>
+        </w:rPr>
+        <w:t xml:space="preserve">Analytical, precise, calm and skeptical of unsupported assumptions. Marcus does not argue with intuition — he tests it.</w:t>
+      </w:r>
+    </w:p>
+    <w:tbl>
+      <w:tblPr>
+        <w:tblW w:type="dxa" w:w="9360"/>
+        <w:tblBorders>
+          <w:top w:val="none"/>
+          <w:left w:val="single" w:color="500000" w:sz="24"/>
+          <w:bottom w:val="none"/>
+          <w:right w:val="none"/>
+          <w:insideH w:val="none"/>
+          <w:insideV w:val="none"/>
+        </w:tblBorders>
+      </w:tblPr>
+      <w:tblGrid>
+        <w:gridCol w:w="9360"/>
+      </w:tblGrid>
+      <w:tr>
+        <w:tc>
+          <w:tcPr>
+            <w:tcW w:type="dxa" w:w="9360"/>
+            <w:shd w:fill="F5F2F2" w:color="auto" w:val="clear"/>
+            <w:tcMar>
+              <w:top w:type="dxa" w:w="140"/>
+              <w:left w:type="dxa" w:w="200"/>
+              <w:bottom w:type="dxa" w:w="140"/>
+              <w:right w:type="dxa" w:w="180"/>
+            </w:tcMar>
+          </w:tcPr>
+          <w:p>
+            <w:pPr>
+              <w:spacing w:after="60" w:before="0" w:line="288"/>
+            </w:pPr>
+            <w:r>
+              <w:rPr>
+                <w:rFonts w:ascii="Arial" w:cs="Arial" w:eastAsia="Arial" w:hAnsi="Arial"/>
+                <w:b w:val="false"/>
+                <w:bCs w:val="false"/>
+                <w:i/>
+                <w:iCs/>
+                <w:caps w:val="false"/>
+                <w:color w:val="1A1A1A"/>
+                <w:sz w:val="22"/>
+                <w:szCs w:val="22"/>
+              </w:rPr>
+              <w:t xml:space="preserve">“What do the numbers actually tell us?”</w:t>
+            </w:r>
+          </w:p>
+        </w:tc>
+      </w:tr>
+    </w:tbl>
+    <w:p>
+      <w:pPr>
+        <w:keepNext/>
+        <w:spacing w:after="50" w:before="180" w:line="280"/>
+      </w:pPr>
+      <w:r>
+        <w:rPr>
+          <w:rFonts w:ascii="Arial" w:cs="Arial" w:eastAsia="Arial" w:hAnsi="Arial"/>
+          <w:b/>
+          <w:bCs/>
+          <w:color w:val="000000"/>
+          <w:sz w:val="21"/>
+          <w:szCs w:val="21"/>
+        </w:rPr>
+        <w:t xml:space="preserve">Team handoff</w:t>
+      </w:r>
+    </w:p>
+    <w:p>
+      <w:pPr>
+        <w:spacing w:after="130" w:before="0" w:line="288"/>
+      </w:pPr>
+      <w:r>
+        <w:rPr>
+          <w:rFonts w:ascii="Arial" w:cs="Arial" w:eastAsia="Arial" w:hAnsi="Arial"/>
+          <w:b w:val="false"/>
+          <w:bCs w:val="false"/>
+          <w:i w:val="false"/>
+          <w:iCs w:val="false"/>
+          <w:caps w:val="false"/>
+          <w:color w:val="1A1A1A"/>
+          <w:sz w:val="21"/>
+          <w:szCs w:val="21"/>
+        </w:rPr>
+        <w:t xml:space="preserve">Marcus quantifies the opportunities Lena uncovers and gives Aria the financial evidence needed to prioritize them.</w:t>
+      </w:r>
+    </w:p>
     <w:p>
       <w:pPr>
         <w:keepNext/>
@@ -20717,7 +21483,7 @@
           </w:tcPr>
           <w:p>
             <w:pPr>
-              <w:spacing w:after="0" w:before="0" w:line="520"/>
+              <w:spacing w:after="90" w:before="0" w:line="240"/>
             </w:pPr>
             <w:r>
               <w:rPr>
@@ -20728,10 +21494,10 @@
                 <w:iCs w:val="false"/>
                 <w:caps w:val="false"/>
                 <w:color w:val="9A9A9A"/>
-                <w:sz w:val="44"/>
-                <w:szCs w:val="44"/>
-              </w:rPr>
-              <w:t xml:space="preserve">04</w:t>
+                <w:sz w:val="17"/>
+                <w:szCs w:val="17"/>
+              </w:rPr>
+              <w:t xml:space="preserve">THE APERTURE METHOD™ AI AGENT · 04</w:t>
             </w:r>
           </w:p>
           <w:p>
@@ -20751,6 +21517,20 @@
                 <w:szCs w:val="46"/>
               </w:rPr>
               <w:t xml:space="preserve">NATALIE</w:t>
+            </w:r>
+            <w:r>
+              <w:rPr>
+                <w:rFonts w:ascii="Arial" w:cs="Arial" w:eastAsia="Arial" w:hAnsi="Arial"/>
+                <w:b/>
+                <w:bCs/>
+                <w:i w:val="false"/>
+                <w:iCs w:val="false"/>
+                <w:caps w:val="false"/>
+                <w:color w:val="500000"/>
+                <w:sz w:val="19"/>
+                <w:szCs w:val="19"/>
+              </w:rPr>
+              <w:t xml:space="preserve">   AI AGENT</w:t>
             </w:r>
           </w:p>
           <w:p>
@@ -20815,7 +21595,7 @@
                 <w:sz w:val="20"/>
                 <w:szCs w:val="20"/>
               </w:rPr>
-              <w:t xml:space="preserve">Market &amp; Customer Agent</w:t>
+              <w:t xml:space="preserve">Customer, Market &amp; Geographic Intelligence Agent</w:t>
             </w:r>
           </w:p>
           <w:p>
@@ -20853,7 +21633,7 @@
                 <w:sz w:val="21"/>
                 <w:szCs w:val="21"/>
               </w:rPr>
-              <w:t xml:space="preserve">“I reveal who your customers are, where they are, and what drives their decisions.”</w:t>
+              <w:t xml:space="preserve">“Natalie looks beyond the walls of the company.”</w:t>
             </w:r>
           </w:p>
         </w:tc>
@@ -20911,7 +21691,7 @@
           <w:sz w:val="21"/>
           <w:szCs w:val="21"/>
         </w:rPr>
-        <w:t xml:space="preserve">Natalie lays the client’s customers, market, and competitors over real geography and answers, with evidence, "where do we grow next?" She segments customers and computes lifetime value first — you have to know who the best ones are before mapping where they are.</w:t>
+        <w:t xml:space="preserve">Natalie is responsible for understanding the world in which the business operates — customers, prospects, competitors, markets, demographics and geography. She combines business intelligence with GIS and spatial analysis so Aperture can answer not only who and what, but also where.</w:t>
       </w:r>
     </w:p>
     <w:p>
@@ -20930,13 +21710,27 @@
           <w:sz w:val="21"/>
           <w:szCs w:val="21"/>
         </w:rPr>
-        <w:t xml:space="preserve">She then builds trade areas and drive-time rings, overlays demographics, measures penetration against competitors to separate contested demand from open demand, and scores candidate areas for the next location or focus.</w:t>
+        <w:t xml:space="preserve">She is where Aperture has its most defensible edge, because she is wired to SyncPoint AI — 70M businesses, 90M contacts, 270M households. No fractional CMO brings that to a $4M business.</w:t>
       </w:r>
     </w:p>
     <w:p>
       <w:pPr>
-        <w:spacing w:after="130" w:before="0" w:line="288"/>
+        <w:spacing w:after="150" w:before="0" w:line="288"/>
       </w:pPr>
+      <w:r>
+        <w:rPr>
+          <w:rFonts w:ascii="Arial" w:cs="Arial" w:eastAsia="Arial" w:hAnsi="Arial"/>
+          <w:b/>
+          <w:bCs/>
+          <w:i w:val="false"/>
+          <w:iCs w:val="false"/>
+          <w:caps w:val="false"/>
+          <w:color w:val="1A1A1A"/>
+          <w:sz w:val="21"/>
+          <w:szCs w:val="21"/>
+        </w:rPr>
+        <w:t xml:space="preserve">Mission. </w:t>
+      </w:r>
       <w:r>
         <w:rPr>
           <w:rFonts w:ascii="Arial" w:cs="Arial" w:eastAsia="Arial" w:hAnsi="Arial"/>
@@ -20949,7 +21743,7 @@
           <w:sz w:val="21"/>
           <w:szCs w:val="21"/>
         </w:rPr>
-        <w:t xml:space="preserve">She is where Aperture has its most defensible edge, because she is wired to SyncPoint AI — 70M businesses, 90M contacts, 270M households. No fractional CMO brings that to a $4M business. She is also the agent most likely to find something the owner genuinely did not know.</w:t>
+        <w:t xml:space="preserve">To reveal where opportunity lives. She identifies the best customers, underserved markets, revenue concentrations, competitive pressure, expansion opportunities and geographic patterns that are difficult to see in a conventional spreadsheet.</w:t>
       </w:r>
     </w:p>
     <w:p>
@@ -22302,6 +23096,240 @@
           <w:sz w:val="21"/>
           <w:szCs w:val="21"/>
         </w:rPr>
+        <w:t xml:space="preserve">Core capabilities</w:t>
+      </w:r>
+    </w:p>
+    <w:tbl>
+      <w:tblPr>
+        <w:tblW w:type="dxa" w:w="9360"/>
+        <w:tblBorders>
+          <w:top w:val="single" w:color="D9D9D9" w:sz="2"/>
+          <w:left w:val="none"/>
+          <w:bottom w:val="single" w:color="D9D9D9" w:sz="2"/>
+          <w:right w:val="none"/>
+          <w:insideH w:val="single" w:color="D9D9D9" w:sz="2"/>
+          <w:insideV w:val="none"/>
+        </w:tblBorders>
+      </w:tblPr>
+      <w:tblGrid>
+        <w:gridCol w:w="4680"/>
+        <w:gridCol w:w="4680"/>
+      </w:tblGrid>
+      <w:tr>
+        <w:tc>
+          <w:tcPr>
+            <w:tcW w:type="dxa" w:w="4680"/>
+            <w:tcMar>
+              <w:top w:type="dxa" w:w="90"/>
+              <w:left w:type="dxa" w:w="110"/>
+              <w:bottom w:type="dxa" w:w="90"/>
+              <w:right w:type="dxa" w:w="110"/>
+            </w:tcMar>
+            <w:vAlign w:val="top"/>
+          </w:tcPr>
+          <w:p>
+            <w:pPr>
+              <w:spacing w:after="0" w:before="0" w:line="276"/>
+              <w:jc w:val="left"/>
+            </w:pPr>
+            <w:r>
+              <w:rPr>
+                <w:rFonts w:ascii="Arial" w:cs="Arial" w:eastAsia="Arial" w:hAnsi="Arial"/>
+                <w:b w:val="false"/>
+                <w:bCs w:val="false"/>
+                <w:i w:val="false"/>
+                <w:iCs w:val="false"/>
+                <w:caps w:val="false"/>
+                <w:color w:val="1A1A1A"/>
+                <w:sz w:val="18"/>
+                <w:szCs w:val="18"/>
+              </w:rPr>
+              <w:t xml:space="preserve">Customer and market segmentation</w:t>
+            </w:r>
+          </w:p>
+        </w:tc>
+        <w:tc>
+          <w:tcPr>
+            <w:tcW w:type="dxa" w:w="4680"/>
+            <w:tcMar>
+              <w:top w:type="dxa" w:w="90"/>
+              <w:left w:type="dxa" w:w="110"/>
+              <w:bottom w:type="dxa" w:w="90"/>
+              <w:right w:type="dxa" w:w="110"/>
+            </w:tcMar>
+            <w:vAlign w:val="top"/>
+          </w:tcPr>
+          <w:p>
+            <w:pPr>
+              <w:spacing w:after="0" w:before="0" w:line="276"/>
+              <w:jc w:val="left"/>
+            </w:pPr>
+            <w:r>
+              <w:rPr>
+                <w:rFonts w:ascii="Arial" w:cs="Arial" w:eastAsia="Arial" w:hAnsi="Arial"/>
+                <w:b w:val="false"/>
+                <w:bCs w:val="false"/>
+                <w:i w:val="false"/>
+                <w:iCs w:val="false"/>
+                <w:caps w:val="false"/>
+                <w:color w:val="1A1A1A"/>
+                <w:sz w:val="18"/>
+                <w:szCs w:val="18"/>
+              </w:rPr>
+              <w:t xml:space="preserve">Competitive and market intelligence</w:t>
+            </w:r>
+          </w:p>
+        </w:tc>
+      </w:tr>
+      <w:tr>
+        <w:tc>
+          <w:tcPr>
+            <w:tcW w:type="dxa" w:w="4680"/>
+            <w:shd w:fill="F7F7F7" w:color="auto" w:val="clear"/>
+            <w:tcMar>
+              <w:top w:type="dxa" w:w="90"/>
+              <w:left w:type="dxa" w:w="110"/>
+              <w:bottom w:type="dxa" w:w="90"/>
+              <w:right w:type="dxa" w:w="110"/>
+            </w:tcMar>
+            <w:vAlign w:val="top"/>
+          </w:tcPr>
+          <w:p>
+            <w:pPr>
+              <w:spacing w:after="0" w:before="0" w:line="276"/>
+              <w:jc w:val="left"/>
+            </w:pPr>
+            <w:r>
+              <w:rPr>
+                <w:rFonts w:ascii="Arial" w:cs="Arial" w:eastAsia="Arial" w:hAnsi="Arial"/>
+                <w:b w:val="false"/>
+                <w:bCs w:val="false"/>
+                <w:i w:val="false"/>
+                <w:iCs w:val="false"/>
+                <w:caps w:val="false"/>
+                <w:color w:val="1A1A1A"/>
+                <w:sz w:val="18"/>
+                <w:szCs w:val="18"/>
+              </w:rPr>
+              <w:t xml:space="preserve">TAM / SAM / SOM analysis</w:t>
+            </w:r>
+          </w:p>
+        </w:tc>
+        <w:tc>
+          <w:tcPr>
+            <w:tcW w:type="dxa" w:w="4680"/>
+            <w:shd w:fill="F7F7F7" w:color="auto" w:val="clear"/>
+            <w:tcMar>
+              <w:top w:type="dxa" w:w="90"/>
+              <w:left w:type="dxa" w:w="110"/>
+              <w:bottom w:type="dxa" w:w="90"/>
+              <w:right w:type="dxa" w:w="110"/>
+            </w:tcMar>
+            <w:vAlign w:val="top"/>
+          </w:tcPr>
+          <w:p>
+            <w:pPr>
+              <w:spacing w:after="0" w:before="0" w:line="276"/>
+              <w:jc w:val="left"/>
+            </w:pPr>
+            <w:r>
+              <w:rPr>
+                <w:rFonts w:ascii="Arial" w:cs="Arial" w:eastAsia="Arial" w:hAnsi="Arial"/>
+                <w:b w:val="false"/>
+                <w:bCs w:val="false"/>
+                <w:i w:val="false"/>
+                <w:iCs w:val="false"/>
+                <w:caps w:val="false"/>
+                <w:color w:val="1A1A1A"/>
+                <w:sz w:val="18"/>
+                <w:szCs w:val="18"/>
+              </w:rPr>
+              <w:t xml:space="preserve">GIS and demographic analysis</w:t>
+            </w:r>
+          </w:p>
+        </w:tc>
+      </w:tr>
+      <w:tr>
+        <w:tc>
+          <w:tcPr>
+            <w:tcW w:type="dxa" w:w="4680"/>
+            <w:tcMar>
+              <w:top w:type="dxa" w:w="90"/>
+              <w:left w:type="dxa" w:w="110"/>
+              <w:bottom w:type="dxa" w:w="90"/>
+              <w:right w:type="dxa" w:w="110"/>
+            </w:tcMar>
+            <w:vAlign w:val="top"/>
+          </w:tcPr>
+          <w:p>
+            <w:pPr>
+              <w:spacing w:after="0" w:before="0" w:line="276"/>
+              <w:jc w:val="left"/>
+            </w:pPr>
+            <w:r>
+              <w:rPr>
+                <w:rFonts w:ascii="Arial" w:cs="Arial" w:eastAsia="Arial" w:hAnsi="Arial"/>
+                <w:b w:val="false"/>
+                <w:bCs w:val="false"/>
+                <w:i w:val="false"/>
+                <w:iCs w:val="false"/>
+                <w:caps w:val="false"/>
+                <w:color w:val="1A1A1A"/>
+                <w:sz w:val="18"/>
+                <w:szCs w:val="18"/>
+              </w:rPr>
+              <w:t xml:space="preserve">Territory and site analysis</w:t>
+            </w:r>
+          </w:p>
+        </w:tc>
+        <w:tc>
+          <w:tcPr>
+            <w:tcW w:type="dxa" w:w="4680"/>
+            <w:tcMar>
+              <w:top w:type="dxa" w:w="90"/>
+              <w:left w:type="dxa" w:w="110"/>
+              <w:bottom w:type="dxa" w:w="90"/>
+              <w:right w:type="dxa" w:w="110"/>
+            </w:tcMar>
+            <w:vAlign w:val="top"/>
+          </w:tcPr>
+          <w:p>
+            <w:pPr>
+              <w:spacing w:after="0" w:before="0" w:line="276"/>
+              <w:jc w:val="left"/>
+            </w:pPr>
+            <w:r>
+              <w:rPr>
+                <w:rFonts w:ascii="Arial" w:cs="Arial" w:eastAsia="Arial" w:hAnsi="Arial"/>
+                <w:b w:val="false"/>
+                <w:bCs w:val="false"/>
+                <w:i w:val="false"/>
+                <w:iCs w:val="false"/>
+                <w:caps w:val="false"/>
+                <w:color w:val="1A1A1A"/>
+                <w:sz w:val="18"/>
+                <w:szCs w:val="18"/>
+              </w:rPr>
+              <w:t xml:space="preserve">Market whitespace identification</w:t>
+            </w:r>
+          </w:p>
+        </w:tc>
+      </w:tr>
+    </w:tbl>
+    <w:p>
+      <w:pPr>
+        <w:keepNext/>
+        <w:spacing w:after="50" w:before="180" w:line="280"/>
+      </w:pPr>
+      <w:r>
+        <w:rPr>
+          <w:rFonts w:ascii="Arial" w:cs="Arial" w:eastAsia="Arial" w:hAnsi="Arial"/>
+          <w:b/>
+          <w:bCs/>
+          <w:color w:val="000000"/>
+          <w:sz w:val="21"/>
+          <w:szCs w:val="21"/>
+        </w:rPr>
         <w:t xml:space="preserve">How I fit into the program</w:t>
       </w:r>
     </w:p>
@@ -22656,6 +23684,127 @@
         </w:tc>
       </w:tr>
     </w:tbl>
+    <w:p>
+      <w:pPr>
+        <w:keepNext/>
+        <w:spacing w:after="50" w:before="180" w:line="280"/>
+      </w:pPr>
+      <w:r>
+        <w:rPr>
+          <w:rFonts w:ascii="Arial" w:cs="Arial" w:eastAsia="Arial" w:hAnsi="Arial"/>
+          <w:b/>
+          <w:bCs/>
+          <w:color w:val="000000"/>
+          <w:sz w:val="21"/>
+          <w:szCs w:val="21"/>
+        </w:rPr>
+        <w:t xml:space="preserve">Working personality</w:t>
+      </w:r>
+    </w:p>
+    <w:p>
+      <w:pPr>
+        <w:spacing w:after="130" w:before="0" w:line="288"/>
+      </w:pPr>
+      <w:r>
+        <w:rPr>
+          <w:rFonts w:ascii="Arial" w:cs="Arial" w:eastAsia="Arial" w:hAnsi="Arial"/>
+          <w:b w:val="false"/>
+          <w:bCs w:val="false"/>
+          <w:i w:val="false"/>
+          <w:iCs w:val="false"/>
+          <w:caps w:val="false"/>
+          <w:color w:val="1A1A1A"/>
+          <w:sz w:val="21"/>
+          <w:szCs w:val="21"/>
+        </w:rPr>
+        <w:t xml:space="preserve">Curious, investigative, visual and outward-looking. Natalie searches for patterns that are not obvious in rows and columns.</w:t>
+      </w:r>
+    </w:p>
+    <w:tbl>
+      <w:tblPr>
+        <w:tblW w:type="dxa" w:w="9360"/>
+        <w:tblBorders>
+          <w:top w:val="none"/>
+          <w:left w:val="single" w:color="500000" w:sz="24"/>
+          <w:bottom w:val="none"/>
+          <w:right w:val="none"/>
+          <w:insideH w:val="none"/>
+          <w:insideV w:val="none"/>
+        </w:tblBorders>
+      </w:tblPr>
+      <w:tblGrid>
+        <w:gridCol w:w="9360"/>
+      </w:tblGrid>
+      <w:tr>
+        <w:tc>
+          <w:tcPr>
+            <w:tcW w:type="dxa" w:w="9360"/>
+            <w:shd w:fill="F5F2F2" w:color="auto" w:val="clear"/>
+            <w:tcMar>
+              <w:top w:type="dxa" w:w="140"/>
+              <w:left w:type="dxa" w:w="200"/>
+              <w:bottom w:type="dxa" w:w="140"/>
+              <w:right w:type="dxa" w:w="180"/>
+            </w:tcMar>
+          </w:tcPr>
+          <w:p>
+            <w:pPr>
+              <w:spacing w:after="60" w:before="0" w:line="288"/>
+            </w:pPr>
+            <w:r>
+              <w:rPr>
+                <w:rFonts w:ascii="Arial" w:cs="Arial" w:eastAsia="Arial" w:hAnsi="Arial"/>
+                <w:b w:val="false"/>
+                <w:bCs w:val="false"/>
+                <w:i/>
+                <w:iCs/>
+                <w:caps w:val="false"/>
+                <w:color w:val="1A1A1A"/>
+                <w:sz w:val="22"/>
+                <w:szCs w:val="22"/>
+              </w:rPr>
+              <w:t xml:space="preserve">“Who are our best opportunities — and where are they?”</w:t>
+            </w:r>
+          </w:p>
+        </w:tc>
+      </w:tr>
+    </w:tbl>
+    <w:p>
+      <w:pPr>
+        <w:keepNext/>
+        <w:spacing w:after="50" w:before="180" w:line="280"/>
+      </w:pPr>
+      <w:r>
+        <w:rPr>
+          <w:rFonts w:ascii="Arial" w:cs="Arial" w:eastAsia="Arial" w:hAnsi="Arial"/>
+          <w:b/>
+          <w:bCs/>
+          <w:color w:val="000000"/>
+          <w:sz w:val="21"/>
+          <w:szCs w:val="21"/>
+        </w:rPr>
+        <w:t xml:space="preserve">Team handoff</w:t>
+      </w:r>
+    </w:p>
+    <w:p>
+      <w:pPr>
+        <w:spacing w:after="130" w:before="0" w:line="288"/>
+      </w:pPr>
+      <w:r>
+        <w:rPr>
+          <w:rFonts w:ascii="Arial" w:cs="Arial" w:eastAsia="Arial" w:hAnsi="Arial"/>
+          <w:b w:val="false"/>
+          <w:bCs w:val="false"/>
+          <w:i w:val="false"/>
+          <w:iCs w:val="false"/>
+          <w:caps w:val="false"/>
+          <w:color w:val="1A1A1A"/>
+          <w:sz w:val="21"/>
+          <w:szCs w:val="21"/>
+        </w:rPr>
+        <w:t xml:space="preserve">Natalie combines external market intelligence with Marcus’s quantitative findings and Lena’s diagnostic before sending the evidence to Aria.</w:t>
+      </w:r>
+    </w:p>
     <w:p>
       <w:pPr>
         <w:keepNext/>
@@ -23997,7 +25146,7 @@
           </w:tcPr>
           <w:p>
             <w:pPr>
-              <w:spacing w:after="0" w:before="0" w:line="520"/>
+              <w:spacing w:after="90" w:before="0" w:line="240"/>
             </w:pPr>
             <w:r>
               <w:rPr>
@@ -24008,10 +25157,10 @@
                 <w:iCs w:val="false"/>
                 <w:caps w:val="false"/>
                 <w:color w:val="9A9A9A"/>
-                <w:sz w:val="44"/>
-                <w:szCs w:val="44"/>
-              </w:rPr>
-              <w:t xml:space="preserve">05</w:t>
+                <w:sz w:val="17"/>
+                <w:szCs w:val="17"/>
+              </w:rPr>
+              <w:t xml:space="preserve">THE APERTURE METHOD™ AI AGENT · 05</w:t>
             </w:r>
           </w:p>
           <w:p>
@@ -24031,6 +25180,20 @@
                 <w:szCs w:val="46"/>
               </w:rPr>
               <w:t xml:space="preserve">ARIA</w:t>
+            </w:r>
+            <w:r>
+              <w:rPr>
+                <w:rFonts w:ascii="Arial" w:cs="Arial" w:eastAsia="Arial" w:hAnsi="Arial"/>
+                <w:b/>
+                <w:bCs/>
+                <w:i w:val="false"/>
+                <w:iCs w:val="false"/>
+                <w:caps w:val="false"/>
+                <w:color w:val="500000"/>
+                <w:sz w:val="19"/>
+                <w:szCs w:val="19"/>
+              </w:rPr>
+              <w:t xml:space="preserve">   AI AGENT</w:t>
             </w:r>
           </w:p>
           <w:p>
@@ -24095,7 +25258,7 @@
                 <w:sz w:val="20"/>
                 <w:szCs w:val="20"/>
               </w:rPr>
-              <w:t xml:space="preserve">Strategy &amp; Roadmap Agent</w:t>
+              <w:t xml:space="preserve">Strategy, Prioritization &amp; Roadmap Agent</w:t>
             </w:r>
           </w:p>
           <w:p>
@@ -24133,7 +25296,7 @@
                 <w:sz w:val="21"/>
                 <w:szCs w:val="21"/>
               </w:rPr>
-              <w:t xml:space="preserve">“I connect insights to impact. I help prioritize what matters and chart the best path forward.”</w:t>
+              <w:t xml:space="preserve">“Aria turns intelligence into direction.”</w:t>
             </w:r>
           </w:p>
         </w:tc>
@@ -24191,7 +25354,7 @@
           <w:sz w:val="21"/>
           <w:szCs w:val="21"/>
         </w:rPr>
-        <w:t xml:space="preserve">Aria turns everything the earlier phases surfaced into a prioritized, board-ready plan. She consolidates and de-duplicates every candidate move, scores each on value, complexity, risk, and impact on the #1 constraint, stress-tests the top options against the scenario model, and sequences the winners into Now, Next, and Later.</w:t>
+        <w:t xml:space="preserve">By the time information reaches Aria, Aperture understands the company, the numbers, the customers and the market. Aria answers the harder question: what should we do about it? She synthesizes findings into a coherent strategic direction and evaluates competing opportunities against impact, cost, risk, difficulty, resources and timing.</w:t>
       </w:r>
     </w:p>
     <w:p>
@@ -24210,13 +25373,27 @@
           <w:sz w:val="21"/>
           <w:szCs w:val="21"/>
         </w:rPr>
-        <w:t xml:space="preserve">She is the one agent that says "not yet" — that opportunity is real, but it depends on two things that are not done. She resists the flat prioritized list in favour of a dependency-aware path.</w:t>
+        <w:t xml:space="preserve">She is the one agent that says “not yet” — that opportunity is real, but it depends on two things that are not done. She carries the strictest citation rule in the system: every entry in the matrix must name the upstream finding it came from.</w:t>
       </w:r>
     </w:p>
     <w:p>
       <w:pPr>
-        <w:spacing w:after="130" w:before="0" w:line="288"/>
+        <w:spacing w:after="150" w:before="0" w:line="288"/>
       </w:pPr>
+      <w:r>
+        <w:rPr>
+          <w:rFonts w:ascii="Arial" w:cs="Arial" w:eastAsia="Arial" w:hAnsi="Arial"/>
+          <w:b/>
+          <w:bCs/>
+          <w:i w:val="false"/>
+          <w:iCs w:val="false"/>
+          <w:caps w:val="false"/>
+          <w:color w:val="1A1A1A"/>
+          <w:sz w:val="21"/>
+          <w:szCs w:val="21"/>
+        </w:rPr>
+        <w:t xml:space="preserve">Mission. </w:t>
+      </w:r>
       <w:r>
         <w:rPr>
           <w:rFonts w:ascii="Arial" w:cs="Arial" w:eastAsia="Arial" w:hAnsi="Arial"/>
@@ -24229,7 +25406,7 @@
           <w:sz w:val="21"/>
           <w:szCs w:val="21"/>
         </w:rPr>
-        <w:t xml:space="preserve">She is also the hardest agent to build well, which is why she carries the strictest citation rule in the system: every entry in the matrix must name the upstream finding it came from. An opportunity that cannot cite its evidence does not get rendered.</w:t>
+        <w:t xml:space="preserve">Not to produce a hundred recommendations. To identify the few moves that matter most and organize them into an executable, board-ready roadmap.</w:t>
       </w:r>
     </w:p>
     <w:p>
@@ -25380,6 +26557,240 @@
           <w:sz w:val="21"/>
           <w:szCs w:val="21"/>
         </w:rPr>
+        <w:t xml:space="preserve">Core capabilities</w:t>
+      </w:r>
+    </w:p>
+    <w:tbl>
+      <w:tblPr>
+        <w:tblW w:type="dxa" w:w="9360"/>
+        <w:tblBorders>
+          <w:top w:val="single" w:color="D9D9D9" w:sz="2"/>
+          <w:left w:val="none"/>
+          <w:bottom w:val="single" w:color="D9D9D9" w:sz="2"/>
+          <w:right w:val="none"/>
+          <w:insideH w:val="single" w:color="D9D9D9" w:sz="2"/>
+          <w:insideV w:val="none"/>
+        </w:tblBorders>
+      </w:tblPr>
+      <w:tblGrid>
+        <w:gridCol w:w="4680"/>
+        <w:gridCol w:w="4680"/>
+      </w:tblGrid>
+      <w:tr>
+        <w:tc>
+          <w:tcPr>
+            <w:tcW w:type="dxa" w:w="4680"/>
+            <w:tcMar>
+              <w:top w:type="dxa" w:w="90"/>
+              <w:left w:type="dxa" w:w="110"/>
+              <w:bottom w:type="dxa" w:w="90"/>
+              <w:right w:type="dxa" w:w="110"/>
+            </w:tcMar>
+            <w:vAlign w:val="top"/>
+          </w:tcPr>
+          <w:p>
+            <w:pPr>
+              <w:spacing w:after="0" w:before="0" w:line="276"/>
+              <w:jc w:val="left"/>
+            </w:pPr>
+            <w:r>
+              <w:rPr>
+                <w:rFonts w:ascii="Arial" w:cs="Arial" w:eastAsia="Arial" w:hAnsi="Arial"/>
+                <w:b w:val="false"/>
+                <w:bCs w:val="false"/>
+                <w:i w:val="false"/>
+                <w:iCs w:val="false"/>
+                <w:caps w:val="false"/>
+                <w:color w:val="1A1A1A"/>
+                <w:sz w:val="18"/>
+                <w:szCs w:val="18"/>
+              </w:rPr>
+              <w:t xml:space="preserve">Strategic synthesis and alternatives</w:t>
+            </w:r>
+          </w:p>
+        </w:tc>
+        <w:tc>
+          <w:tcPr>
+            <w:tcW w:type="dxa" w:w="4680"/>
+            <w:tcMar>
+              <w:top w:type="dxa" w:w="90"/>
+              <w:left w:type="dxa" w:w="110"/>
+              <w:bottom w:type="dxa" w:w="90"/>
+              <w:right w:type="dxa" w:w="110"/>
+            </w:tcMar>
+            <w:vAlign w:val="top"/>
+          </w:tcPr>
+          <w:p>
+            <w:pPr>
+              <w:spacing w:after="0" w:before="0" w:line="276"/>
+              <w:jc w:val="left"/>
+            </w:pPr>
+            <w:r>
+              <w:rPr>
+                <w:rFonts w:ascii="Arial" w:cs="Arial" w:eastAsia="Arial" w:hAnsi="Arial"/>
+                <w:b w:val="false"/>
+                <w:bCs w:val="false"/>
+                <w:i w:val="false"/>
+                <w:iCs w:val="false"/>
+                <w:caps w:val="false"/>
+                <w:color w:val="1A1A1A"/>
+                <w:sz w:val="18"/>
+                <w:szCs w:val="18"/>
+              </w:rPr>
+              <w:t xml:space="preserve">Initiative prioritization</w:t>
+            </w:r>
+          </w:p>
+        </w:tc>
+      </w:tr>
+      <w:tr>
+        <w:tc>
+          <w:tcPr>
+            <w:tcW w:type="dxa" w:w="4680"/>
+            <w:shd w:fill="F7F7F7" w:color="auto" w:val="clear"/>
+            <w:tcMar>
+              <w:top w:type="dxa" w:w="90"/>
+              <w:left w:type="dxa" w:w="110"/>
+              <w:bottom w:type="dxa" w:w="90"/>
+              <w:right w:type="dxa" w:w="110"/>
+            </w:tcMar>
+            <w:vAlign w:val="top"/>
+          </w:tcPr>
+          <w:p>
+            <w:pPr>
+              <w:spacing w:after="0" w:before="0" w:line="276"/>
+              <w:jc w:val="left"/>
+            </w:pPr>
+            <w:r>
+              <w:rPr>
+                <w:rFonts w:ascii="Arial" w:cs="Arial" w:eastAsia="Arial" w:hAnsi="Arial"/>
+                <w:b w:val="false"/>
+                <w:bCs w:val="false"/>
+                <w:i w:val="false"/>
+                <w:iCs w:val="false"/>
+                <w:caps w:val="false"/>
+                <w:color w:val="1A1A1A"/>
+                <w:sz w:val="18"/>
+                <w:szCs w:val="18"/>
+              </w:rPr>
+              <w:t xml:space="preserve">Impact-versus-effort analysis</w:t>
+            </w:r>
+          </w:p>
+        </w:tc>
+        <w:tc>
+          <w:tcPr>
+            <w:tcW w:type="dxa" w:w="4680"/>
+            <w:shd w:fill="F7F7F7" w:color="auto" w:val="clear"/>
+            <w:tcMar>
+              <w:top w:type="dxa" w:w="90"/>
+              <w:left w:type="dxa" w:w="110"/>
+              <w:bottom w:type="dxa" w:w="90"/>
+              <w:right w:type="dxa" w:w="110"/>
+            </w:tcMar>
+            <w:vAlign w:val="top"/>
+          </w:tcPr>
+          <w:p>
+            <w:pPr>
+              <w:spacing w:after="0" w:before="0" w:line="276"/>
+              <w:jc w:val="left"/>
+            </w:pPr>
+            <w:r>
+              <w:rPr>
+                <w:rFonts w:ascii="Arial" w:cs="Arial" w:eastAsia="Arial" w:hAnsi="Arial"/>
+                <w:b w:val="false"/>
+                <w:bCs w:val="false"/>
+                <w:i w:val="false"/>
+                <w:iCs w:val="false"/>
+                <w:caps w:val="false"/>
+                <w:color w:val="1A1A1A"/>
+                <w:sz w:val="18"/>
+                <w:szCs w:val="18"/>
+              </w:rPr>
+              <w:t xml:space="preserve">Risk and dependency mapping</w:t>
+            </w:r>
+          </w:p>
+        </w:tc>
+      </w:tr>
+      <w:tr>
+        <w:tc>
+          <w:tcPr>
+            <w:tcW w:type="dxa" w:w="4680"/>
+            <w:tcMar>
+              <w:top w:type="dxa" w:w="90"/>
+              <w:left w:type="dxa" w:w="110"/>
+              <w:bottom w:type="dxa" w:w="90"/>
+              <w:right w:type="dxa" w:w="110"/>
+            </w:tcMar>
+            <w:vAlign w:val="top"/>
+          </w:tcPr>
+          <w:p>
+            <w:pPr>
+              <w:spacing w:after="0" w:before="0" w:line="276"/>
+              <w:jc w:val="left"/>
+            </w:pPr>
+            <w:r>
+              <w:rPr>
+                <w:rFonts w:ascii="Arial" w:cs="Arial" w:eastAsia="Arial" w:hAnsi="Arial"/>
+                <w:b w:val="false"/>
+                <w:bCs w:val="false"/>
+                <w:i w:val="false"/>
+                <w:iCs w:val="false"/>
+                <w:caps w:val="false"/>
+                <w:color w:val="1A1A1A"/>
+                <w:sz w:val="18"/>
+                <w:szCs w:val="18"/>
+              </w:rPr>
+              <w:t xml:space="preserve">Implementation sequencing</w:t>
+            </w:r>
+          </w:p>
+        </w:tc>
+        <w:tc>
+          <w:tcPr>
+            <w:tcW w:type="dxa" w:w="4680"/>
+            <w:tcMar>
+              <w:top w:type="dxa" w:w="90"/>
+              <w:left w:type="dxa" w:w="110"/>
+              <w:bottom w:type="dxa" w:w="90"/>
+              <w:right w:type="dxa" w:w="110"/>
+            </w:tcMar>
+            <w:vAlign w:val="top"/>
+          </w:tcPr>
+          <w:p>
+            <w:pPr>
+              <w:spacing w:after="0" w:before="0" w:line="276"/>
+              <w:jc w:val="left"/>
+            </w:pPr>
+            <w:r>
+              <w:rPr>
+                <w:rFonts w:ascii="Arial" w:cs="Arial" w:eastAsia="Arial" w:hAnsi="Arial"/>
+                <w:b w:val="false"/>
+                <w:bCs w:val="false"/>
+                <w:i w:val="false"/>
+                <w:iCs w:val="false"/>
+                <w:caps w:val="false"/>
+                <w:color w:val="1A1A1A"/>
+                <w:sz w:val="18"/>
+                <w:szCs w:val="18"/>
+              </w:rPr>
+              <w:t xml:space="preserve">Executive roadmap development</w:t>
+            </w:r>
+          </w:p>
+        </w:tc>
+      </w:tr>
+    </w:tbl>
+    <w:p>
+      <w:pPr>
+        <w:keepNext/>
+        <w:spacing w:after="50" w:before="180" w:line="280"/>
+      </w:pPr>
+      <w:r>
+        <w:rPr>
+          <w:rFonts w:ascii="Arial" w:cs="Arial" w:eastAsia="Arial" w:hAnsi="Arial"/>
+          <w:b/>
+          <w:bCs/>
+          <w:color w:val="000000"/>
+          <w:sz w:val="21"/>
+          <w:szCs w:val="21"/>
+        </w:rPr>
         <w:t xml:space="preserve">How I fit into the program</w:t>
       </w:r>
     </w:p>
@@ -25734,6 +27145,127 @@
         </w:tc>
       </w:tr>
     </w:tbl>
+    <w:p>
+      <w:pPr>
+        <w:keepNext/>
+        <w:spacing w:after="50" w:before="180" w:line="280"/>
+      </w:pPr>
+      <w:r>
+        <w:rPr>
+          <w:rFonts w:ascii="Arial" w:cs="Arial" w:eastAsia="Arial" w:hAnsi="Arial"/>
+          <w:b/>
+          <w:bCs/>
+          <w:color w:val="000000"/>
+          <w:sz w:val="21"/>
+          <w:szCs w:val="21"/>
+        </w:rPr>
+        <w:t xml:space="preserve">Working personality</w:t>
+      </w:r>
+    </w:p>
+    <w:p>
+      <w:pPr>
+        <w:spacing w:after="130" w:before="0" w:line="288"/>
+      </w:pPr>
+      <w:r>
+        <w:rPr>
+          <w:rFonts w:ascii="Arial" w:cs="Arial" w:eastAsia="Arial" w:hAnsi="Arial"/>
+          <w:b w:val="false"/>
+          <w:bCs w:val="false"/>
+          <w:i w:val="false"/>
+          <w:iCs w:val="false"/>
+          <w:caps w:val="false"/>
+          <w:color w:val="1A1A1A"/>
+          <w:sz w:val="21"/>
+          <w:szCs w:val="21"/>
+        </w:rPr>
+        <w:t xml:space="preserve">Decisive, pragmatic and disciplined. Aria is comfortable saying “not yet” to a good idea when a better opportunity deserves the resources.</w:t>
+      </w:r>
+    </w:p>
+    <w:tbl>
+      <w:tblPr>
+        <w:tblW w:type="dxa" w:w="9360"/>
+        <w:tblBorders>
+          <w:top w:val="none"/>
+          <w:left w:val="single" w:color="500000" w:sz="24"/>
+          <w:bottom w:val="none"/>
+          <w:right w:val="none"/>
+          <w:insideH w:val="none"/>
+          <w:insideV w:val="none"/>
+        </w:tblBorders>
+      </w:tblPr>
+      <w:tblGrid>
+        <w:gridCol w:w="9360"/>
+      </w:tblGrid>
+      <w:tr>
+        <w:tc>
+          <w:tcPr>
+            <w:tcW w:type="dxa" w:w="9360"/>
+            <w:shd w:fill="F5F2F2" w:color="auto" w:val="clear"/>
+            <w:tcMar>
+              <w:top w:type="dxa" w:w="140"/>
+              <w:left w:type="dxa" w:w="200"/>
+              <w:bottom w:type="dxa" w:w="140"/>
+              <w:right w:type="dxa" w:w="180"/>
+            </w:tcMar>
+          </w:tcPr>
+          <w:p>
+            <w:pPr>
+              <w:spacing w:after="60" w:before="0" w:line="288"/>
+            </w:pPr>
+            <w:r>
+              <w:rPr>
+                <w:rFonts w:ascii="Arial" w:cs="Arial" w:eastAsia="Arial" w:hAnsi="Arial"/>
+                <w:b w:val="false"/>
+                <w:bCs w:val="false"/>
+                <w:i/>
+                <w:iCs/>
+                <w:caps w:val="false"/>
+                <w:color w:val="1A1A1A"/>
+                <w:sz w:val="22"/>
+                <w:szCs w:val="22"/>
+              </w:rPr>
+              <w:t xml:space="preserve">“Given everything we know, what should we do next?”</w:t>
+            </w:r>
+          </w:p>
+        </w:tc>
+      </w:tr>
+    </w:tbl>
+    <w:p>
+      <w:pPr>
+        <w:keepNext/>
+        <w:spacing w:after="50" w:before="180" w:line="280"/>
+      </w:pPr>
+      <w:r>
+        <w:rPr>
+          <w:rFonts w:ascii="Arial" w:cs="Arial" w:eastAsia="Arial" w:hAnsi="Arial"/>
+          <w:b/>
+          <w:bCs/>
+          <w:color w:val="000000"/>
+          <w:sz w:val="21"/>
+          <w:szCs w:val="21"/>
+        </w:rPr>
+        <w:t xml:space="preserve">Team handoff</w:t>
+      </w:r>
+    </w:p>
+    <w:p>
+      <w:pPr>
+        <w:spacing w:after="130" w:before="0" w:line="288"/>
+      </w:pPr>
+      <w:r>
+        <w:rPr>
+          <w:rFonts w:ascii="Arial" w:cs="Arial" w:eastAsia="Arial" w:hAnsi="Arial"/>
+          <w:b w:val="false"/>
+          <w:bCs w:val="false"/>
+          <w:i w:val="false"/>
+          <w:iCs w:val="false"/>
+          <w:caps w:val="false"/>
+          <w:color w:val="1A1A1A"/>
+          <w:sz w:val="21"/>
+          <w:szCs w:val="21"/>
+        </w:rPr>
+        <w:t xml:space="preserve">Aria turns Aperture intelligence into the strategic roadmap. Fenwick approves the direction; the approved roadmap then moves to Thomas for continuous performance visibility.</w:t>
+      </w:r>
+    </w:p>
     <w:p>
       <w:pPr>
         <w:keepNext/>
@@ -27235,7 +28767,7 @@
           </w:tcPr>
           <w:p>
             <w:pPr>
-              <w:spacing w:after="0" w:before="0" w:line="520"/>
+              <w:spacing w:after="90" w:before="0" w:line="240"/>
             </w:pPr>
             <w:r>
               <w:rPr>
@@ -27246,10 +28778,10 @@
                 <w:iCs w:val="false"/>
                 <w:caps w:val="false"/>
                 <w:color w:val="9A9A9A"/>
-                <w:sz w:val="44"/>
-                <w:szCs w:val="44"/>
-              </w:rPr>
-              <w:t xml:space="preserve">06</w:t>
+                <w:sz w:val="17"/>
+                <w:szCs w:val="17"/>
+              </w:rPr>
+              <w:t xml:space="preserve">THE APERTURE METHOD™ AI AGENT · 06</w:t>
             </w:r>
           </w:p>
           <w:p>
@@ -27269,6 +28801,20 @@
                 <w:szCs w:val="46"/>
               </w:rPr>
               <w:t xml:space="preserve">THOMAS</w:t>
+            </w:r>
+            <w:r>
+              <w:rPr>
+                <w:rFonts w:ascii="Arial" w:cs="Arial" w:eastAsia="Arial" w:hAnsi="Arial"/>
+                <w:b/>
+                <w:bCs/>
+                <w:i w:val="false"/>
+                <w:iCs w:val="false"/>
+                <w:caps w:val="false"/>
+                <w:color w:val="500000"/>
+                <w:sz w:val="19"/>
+                <w:szCs w:val="19"/>
+              </w:rPr>
+              <w:t xml:space="preserve">   AI AGENT</w:t>
             </w:r>
           </w:p>
           <w:p>
@@ -27333,7 +28879,7 @@
                 <w:sz w:val="20"/>
                 <w:szCs w:val="20"/>
               </w:rPr>
-              <w:t xml:space="preserve">Performance &amp; Monitoring Agent</w:t>
+              <w:t xml:space="preserve">Performance Intelligence &amp; Monitoring Agent</w:t>
             </w:r>
           </w:p>
           <w:p>
@@ -27371,7 +28917,7 @@
                 <w:sz w:val="21"/>
                 <w:szCs w:val="21"/>
               </w:rPr>
-              <w:t xml:space="preserve">“I keep your strategy alive. I track performance, surface trends, and keep you ahead of what’s next.”</w:t>
+              <w:t xml:space="preserve">“Thomas keeps the strategy alive after the presentation ends.”</w:t>
             </w:r>
           </w:p>
         </w:tc>
@@ -27429,7 +28975,7 @@
           <w:sz w:val="21"/>
           <w:szCs w:val="21"/>
         </w:rPr>
-        <w:t xml:space="preserve">Thomas stands up the always-on executive Scoreboard — the few KPIs that matter, wired to the client’s systems, powered by the Aperture Platform — and runs the cadence that keeps the plan honest quarter after quarter.</w:t>
+        <w:t xml:space="preserve">Thomas is the continuous intelligence layer of the Aperture Method. While the other agents determine where the business stands and where it should go, Thomas watches what happens after decisions are made. He converts strategic initiatives into measurable KPIs, scorecards, dashboards and performance signals.</w:t>
       </w:r>
     </w:p>
     <w:p>
@@ -27448,13 +28994,27 @@
           <w:sz w:val="21"/>
           <w:szCs w:val="21"/>
         </w:rPr>
-        <w:t xml:space="preserve">Each period he re-scores the Aperture Score on the identical baseline method, reviews progress against the Focus Plan on live data, and re-opens the next constraint. It is a loop, not a line: fresh data can trigger a whole new component engagement.</w:t>
+        <w:t xml:space="preserve">Each period he re-scores the Aperture Score on the identical baseline method, reviews progress on live data, and re-opens the next constraint. It is a loop, not a line.</w:t>
       </w:r>
     </w:p>
     <w:p>
       <w:pPr>
-        <w:spacing w:after="130" w:before="0" w:line="288"/>
+        <w:spacing w:after="150" w:before="0" w:line="288"/>
       </w:pPr>
+      <w:r>
+        <w:rPr>
+          <w:rFonts w:ascii="Arial" w:cs="Arial" w:eastAsia="Arial" w:hAnsi="Arial"/>
+          <w:b/>
+          <w:bCs/>
+          <w:i w:val="false"/>
+          <w:iCs w:val="false"/>
+          <w:caps w:val="false"/>
+          <w:color w:val="1A1A1A"/>
+          <w:sz w:val="21"/>
+          <w:szCs w:val="21"/>
+        </w:rPr>
+        <w:t xml:space="preserve">Mission. </w:t>
+      </w:r>
       <w:r>
         <w:rPr>
           <w:rFonts w:ascii="Arial" w:cs="Arial" w:eastAsia="Arial" w:hAnsi="Arial"/>
@@ -27467,7 +29027,7 @@
           <w:sz w:val="21"/>
           <w:szCs w:val="21"/>
         </w:rPr>
-        <w:t xml:space="preserve">He is the only agent a client hears from repeatedly, so his output is short by design — one page, what moved, what it means. He is also the recurring revenue, which makes him the most commercially important agent after Lena.</w:t>
+        <w:t xml:space="preserve">To keep execution visible. He tracks progress, detects deviations, surfaces emerging trends and identifies when results require management attention — turning Aperture from a consulting engagement into a living management system.</w:t>
       </w:r>
     </w:p>
     <w:p>
@@ -28820,6 +30380,240 @@
           <w:sz w:val="21"/>
           <w:szCs w:val="21"/>
         </w:rPr>
+        <w:t xml:space="preserve">Core capabilities</w:t>
+      </w:r>
+    </w:p>
+    <w:tbl>
+      <w:tblPr>
+        <w:tblW w:type="dxa" w:w="9360"/>
+        <w:tblBorders>
+          <w:top w:val="single" w:color="D9D9D9" w:sz="2"/>
+          <w:left w:val="none"/>
+          <w:bottom w:val="single" w:color="D9D9D9" w:sz="2"/>
+          <w:right w:val="none"/>
+          <w:insideH w:val="single" w:color="D9D9D9" w:sz="2"/>
+          <w:insideV w:val="none"/>
+        </w:tblBorders>
+      </w:tblPr>
+      <w:tblGrid>
+        <w:gridCol w:w="4680"/>
+        <w:gridCol w:w="4680"/>
+      </w:tblGrid>
+      <w:tr>
+        <w:tc>
+          <w:tcPr>
+            <w:tcW w:type="dxa" w:w="4680"/>
+            <w:tcMar>
+              <w:top w:type="dxa" w:w="90"/>
+              <w:left w:type="dxa" w:w="110"/>
+              <w:bottom w:type="dxa" w:w="90"/>
+              <w:right w:type="dxa" w:w="110"/>
+            </w:tcMar>
+            <w:vAlign w:val="top"/>
+          </w:tcPr>
+          <w:p>
+            <w:pPr>
+              <w:spacing w:after="0" w:before="0" w:line="276"/>
+              <w:jc w:val="left"/>
+            </w:pPr>
+            <w:r>
+              <w:rPr>
+                <w:rFonts w:ascii="Arial" w:cs="Arial" w:eastAsia="Arial" w:hAnsi="Arial"/>
+                <w:b w:val="false"/>
+                <w:bCs w:val="false"/>
+                <w:i w:val="false"/>
+                <w:iCs w:val="false"/>
+                <w:caps w:val="false"/>
+                <w:color w:val="1A1A1A"/>
+                <w:sz w:val="18"/>
+                <w:szCs w:val="18"/>
+              </w:rPr>
+              <w:t xml:space="preserve">KPI architecture and scorecards</w:t>
+            </w:r>
+          </w:p>
+        </w:tc>
+        <w:tc>
+          <w:tcPr>
+            <w:tcW w:type="dxa" w:w="4680"/>
+            <w:tcMar>
+              <w:top w:type="dxa" w:w="90"/>
+              <w:left w:type="dxa" w:w="110"/>
+              <w:bottom w:type="dxa" w:w="90"/>
+              <w:right w:type="dxa" w:w="110"/>
+            </w:tcMar>
+            <w:vAlign w:val="top"/>
+          </w:tcPr>
+          <w:p>
+            <w:pPr>
+              <w:spacing w:after="0" w:before="0" w:line="276"/>
+              <w:jc w:val="left"/>
+            </w:pPr>
+            <w:r>
+              <w:rPr>
+                <w:rFonts w:ascii="Arial" w:cs="Arial" w:eastAsia="Arial" w:hAnsi="Arial"/>
+                <w:b w:val="false"/>
+                <w:bCs w:val="false"/>
+                <w:i w:val="false"/>
+                <w:iCs w:val="false"/>
+                <w:caps w:val="false"/>
+                <w:color w:val="1A1A1A"/>
+                <w:sz w:val="18"/>
+                <w:szCs w:val="18"/>
+              </w:rPr>
+              <w:t xml:space="preserve">Executive dashboards</w:t>
+            </w:r>
+          </w:p>
+        </w:tc>
+      </w:tr>
+      <w:tr>
+        <w:tc>
+          <w:tcPr>
+            <w:tcW w:type="dxa" w:w="4680"/>
+            <w:shd w:fill="F7F7F7" w:color="auto" w:val="clear"/>
+            <w:tcMar>
+              <w:top w:type="dxa" w:w="90"/>
+              <w:left w:type="dxa" w:w="110"/>
+              <w:bottom w:type="dxa" w:w="90"/>
+              <w:right w:type="dxa" w:w="110"/>
+            </w:tcMar>
+            <w:vAlign w:val="top"/>
+          </w:tcPr>
+          <w:p>
+            <w:pPr>
+              <w:spacing w:after="0" w:before="0" w:line="276"/>
+              <w:jc w:val="left"/>
+            </w:pPr>
+            <w:r>
+              <w:rPr>
+                <w:rFonts w:ascii="Arial" w:cs="Arial" w:eastAsia="Arial" w:hAnsi="Arial"/>
+                <w:b w:val="false"/>
+                <w:bCs w:val="false"/>
+                <w:i w:val="false"/>
+                <w:iCs w:val="false"/>
+                <w:caps w:val="false"/>
+                <w:color w:val="1A1A1A"/>
+                <w:sz w:val="18"/>
+                <w:szCs w:val="18"/>
+              </w:rPr>
+              <w:t xml:space="preserve">Performance and variance monitoring</w:t>
+            </w:r>
+          </w:p>
+        </w:tc>
+        <w:tc>
+          <w:tcPr>
+            <w:tcW w:type="dxa" w:w="4680"/>
+            <w:shd w:fill="F7F7F7" w:color="auto" w:val="clear"/>
+            <w:tcMar>
+              <w:top w:type="dxa" w:w="90"/>
+              <w:left w:type="dxa" w:w="110"/>
+              <w:bottom w:type="dxa" w:w="90"/>
+              <w:right w:type="dxa" w:w="110"/>
+            </w:tcMar>
+            <w:vAlign w:val="top"/>
+          </w:tcPr>
+          <w:p>
+            <w:pPr>
+              <w:spacing w:after="0" w:before="0" w:line="276"/>
+              <w:jc w:val="left"/>
+            </w:pPr>
+            <w:r>
+              <w:rPr>
+                <w:rFonts w:ascii="Arial" w:cs="Arial" w:eastAsia="Arial" w:hAnsi="Arial"/>
+                <w:b w:val="false"/>
+                <w:bCs w:val="false"/>
+                <w:i w:val="false"/>
+                <w:iCs w:val="false"/>
+                <w:caps w:val="false"/>
+                <w:color w:val="1A1A1A"/>
+                <w:sz w:val="18"/>
+                <w:szCs w:val="18"/>
+              </w:rPr>
+              <w:t xml:space="preserve">Threshold alerts and trend detection</w:t>
+            </w:r>
+          </w:p>
+        </w:tc>
+      </w:tr>
+      <w:tr>
+        <w:tc>
+          <w:tcPr>
+            <w:tcW w:type="dxa" w:w="4680"/>
+            <w:tcMar>
+              <w:top w:type="dxa" w:w="90"/>
+              <w:left w:type="dxa" w:w="110"/>
+              <w:bottom w:type="dxa" w:w="90"/>
+              <w:right w:type="dxa" w:w="110"/>
+            </w:tcMar>
+            <w:vAlign w:val="top"/>
+          </w:tcPr>
+          <w:p>
+            <w:pPr>
+              <w:spacing w:after="0" w:before="0" w:line="276"/>
+              <w:jc w:val="left"/>
+            </w:pPr>
+            <w:r>
+              <w:rPr>
+                <w:rFonts w:ascii="Arial" w:cs="Arial" w:eastAsia="Arial" w:hAnsi="Arial"/>
+                <w:b w:val="false"/>
+                <w:bCs w:val="false"/>
+                <w:i w:val="false"/>
+                <w:iCs w:val="false"/>
+                <w:caps w:val="false"/>
+                <w:color w:val="1A1A1A"/>
+                <w:sz w:val="18"/>
+                <w:szCs w:val="18"/>
+              </w:rPr>
+              <w:t xml:space="preserve">Initiative tracking</w:t>
+            </w:r>
+          </w:p>
+        </w:tc>
+        <w:tc>
+          <w:tcPr>
+            <w:tcW w:type="dxa" w:w="4680"/>
+            <w:tcMar>
+              <w:top w:type="dxa" w:w="90"/>
+              <w:left w:type="dxa" w:w="110"/>
+              <w:bottom w:type="dxa" w:w="90"/>
+              <w:right w:type="dxa" w:w="110"/>
+            </w:tcMar>
+            <w:vAlign w:val="top"/>
+          </w:tcPr>
+          <w:p>
+            <w:pPr>
+              <w:spacing w:after="0" w:before="0" w:line="276"/>
+              <w:jc w:val="left"/>
+            </w:pPr>
+            <w:r>
+              <w:rPr>
+                <w:rFonts w:ascii="Arial" w:cs="Arial" w:eastAsia="Arial" w:hAnsi="Arial"/>
+                <w:b w:val="false"/>
+                <w:bCs w:val="false"/>
+                <w:i w:val="false"/>
+                <w:iCs w:val="false"/>
+                <w:caps w:val="false"/>
+                <w:color w:val="1A1A1A"/>
+                <w:sz w:val="18"/>
+                <w:szCs w:val="18"/>
+              </w:rPr>
+              <w:t xml:space="preserve">Continuous improvement analysis</w:t>
+            </w:r>
+          </w:p>
+        </w:tc>
+      </w:tr>
+    </w:tbl>
+    <w:p>
+      <w:pPr>
+        <w:keepNext/>
+        <w:spacing w:after="50" w:before="180" w:line="280"/>
+      </w:pPr>
+      <w:r>
+        <w:rPr>
+          <w:rFonts w:ascii="Arial" w:cs="Arial" w:eastAsia="Arial" w:hAnsi="Arial"/>
+          <w:b/>
+          <w:bCs/>
+          <w:color w:val="000000"/>
+          <w:sz w:val="21"/>
+          <w:szCs w:val="21"/>
+        </w:rPr>
         <w:t xml:space="preserve">How I fit into the program</w:t>
       </w:r>
     </w:p>
@@ -29174,6 +30968,127 @@
         </w:tc>
       </w:tr>
     </w:tbl>
+    <w:p>
+      <w:pPr>
+        <w:keepNext/>
+        <w:spacing w:after="50" w:before="180" w:line="280"/>
+      </w:pPr>
+      <w:r>
+        <w:rPr>
+          <w:rFonts w:ascii="Arial" w:cs="Arial" w:eastAsia="Arial" w:hAnsi="Arial"/>
+          <w:b/>
+          <w:bCs/>
+          <w:color w:val="000000"/>
+          <w:sz w:val="21"/>
+          <w:szCs w:val="21"/>
+        </w:rPr>
+        <w:t xml:space="preserve">Working personality</w:t>
+      </w:r>
+    </w:p>
+    <w:p>
+      <w:pPr>
+        <w:spacing w:after="130" w:before="0" w:line="288"/>
+      </w:pPr>
+      <w:r>
+        <w:rPr>
+          <w:rFonts w:ascii="Arial" w:cs="Arial" w:eastAsia="Arial" w:hAnsi="Arial"/>
+          <w:b w:val="false"/>
+          <w:bCs w:val="false"/>
+          <w:i w:val="false"/>
+          <w:iCs w:val="false"/>
+          <w:caps w:val="false"/>
+          <w:color w:val="1A1A1A"/>
+          <w:sz w:val="21"/>
+          <w:szCs w:val="21"/>
+        </w:rPr>
+        <w:t xml:space="preserve">Consistent, operational and relentlessly focused on execution. Thomas wants to know whether the strategy is actually working.</w:t>
+      </w:r>
+    </w:p>
+    <w:tbl>
+      <w:tblPr>
+        <w:tblW w:type="dxa" w:w="9360"/>
+        <w:tblBorders>
+          <w:top w:val="none"/>
+          <w:left w:val="single" w:color="500000" w:sz="24"/>
+          <w:bottom w:val="none"/>
+          <w:right w:val="none"/>
+          <w:insideH w:val="none"/>
+          <w:insideV w:val="none"/>
+        </w:tblBorders>
+      </w:tblPr>
+      <w:tblGrid>
+        <w:gridCol w:w="9360"/>
+      </w:tblGrid>
+      <w:tr>
+        <w:tc>
+          <w:tcPr>
+            <w:tcW w:type="dxa" w:w="9360"/>
+            <w:shd w:fill="F5F2F2" w:color="auto" w:val="clear"/>
+            <w:tcMar>
+              <w:top w:type="dxa" w:w="140"/>
+              <w:left w:type="dxa" w:w="200"/>
+              <w:bottom w:type="dxa" w:w="140"/>
+              <w:right w:type="dxa" w:w="180"/>
+            </w:tcMar>
+          </w:tcPr>
+          <w:p>
+            <w:pPr>
+              <w:spacing w:after="60" w:before="0" w:line="288"/>
+            </w:pPr>
+            <w:r>
+              <w:rPr>
+                <w:rFonts w:ascii="Arial" w:cs="Arial" w:eastAsia="Arial" w:hAnsi="Arial"/>
+                <w:b w:val="false"/>
+                <w:bCs w:val="false"/>
+                <w:i/>
+                <w:iCs/>
+                <w:caps w:val="false"/>
+                <w:color w:val="1A1A1A"/>
+                <w:sz w:val="22"/>
+                <w:szCs w:val="22"/>
+              </w:rPr>
+              <w:t xml:space="preserve">“Are we getting the results we expected?”</w:t>
+            </w:r>
+          </w:p>
+        </w:tc>
+      </w:tr>
+    </w:tbl>
+    <w:p>
+      <w:pPr>
+        <w:keepNext/>
+        <w:spacing w:after="50" w:before="180" w:line="280"/>
+      </w:pPr>
+      <w:r>
+        <w:rPr>
+          <w:rFonts w:ascii="Arial" w:cs="Arial" w:eastAsia="Arial" w:hAnsi="Arial"/>
+          <w:b/>
+          <w:bCs/>
+          <w:color w:val="000000"/>
+          <w:sz w:val="21"/>
+          <w:szCs w:val="21"/>
+        </w:rPr>
+        <w:t xml:space="preserve">Team handoff</w:t>
+      </w:r>
+    </w:p>
+    <w:p>
+      <w:pPr>
+        <w:spacing w:after="130" w:before="0" w:line="288"/>
+      </w:pPr>
+      <w:r>
+        <w:rPr>
+          <w:rFonts w:ascii="Arial" w:cs="Arial" w:eastAsia="Arial" w:hAnsi="Arial"/>
+          <w:b w:val="false"/>
+          <w:bCs w:val="false"/>
+          <w:i w:val="false"/>
+          <w:iCs w:val="false"/>
+          <w:caps w:val="false"/>
+          <w:color w:val="1A1A1A"/>
+          <w:sz w:val="21"/>
+          <w:szCs w:val="21"/>
+        </w:rPr>
+        <w:t xml:space="preserve">When Thomas detects a meaningful deviation, he routes the issue back through the Aperture team for diagnosis, analysis or strategic adjustment.</w:t>
+      </w:r>
+    </w:p>
     <w:p>
       <w:pPr>
         <w:keepNext/>

--- a/private/method-lab/downloads/01 Aperture Method - Agent Build Spec.docx
+++ b/private/method-lab/downloads/01 Aperture Method - Agent Build Spec.docx
@@ -6796,7 +6796,7 @@
           <w:sz w:val="21"/>
           <w:szCs w:val="21"/>
         </w:rPr>
-        <w:t xml:space="preserve">The SOP settles the structure: seven lenses, each scored 1–100 with evidence, combined by weight into one composite, recorded so it can be re-scored identically later. What remains open is the weights and the per-lens criteria. Below is a starting proposal to react to — not a decision, and the weights are yours.</w:t>
+        <w:t xml:space="preserve">The SOP settles the structure: seven lenses, each scored 1–100 with evidence, combined by weight into one composite, recorded so it can be re-scored identically later. The weights below were a starting proposal. THEY ARE SUPERSEDED. The proposal was reacted to and ratified on 10 August 2026 as rubric v1.1.0, with these final weights: Finance 20, Operations 18, Customers &amp; Retention 18, Market &amp; Competition 14, Leadership &amp; Team 12, Processes 10, Technology &amp; Data 8. The ratified rubric lives in Force5 Plugin/templates/rubric.json and is mirrored by the website; the site build fails if the two disagree. The table below is retained as the original proposal, for the record only — do not score from it.</w:t>
       </w:r>
     </w:p>
     <w:tbl>

--- a/private/method-lab/downloads/01 Aperture Method - Agent Build Spec.docx
+++ b/private/method-lab/downloads/01 Aperture Method - Agent Build Spec.docx
@@ -13563,7 +13563,7 @@
                 <w:sz w:val="18"/>
                 <w:szCs w:val="18"/>
               </w:rPr>
-              <w:t xml:space="preserve">20+ years advising owner-run businesses, $1M–$20M</w:t>
+              <w:t xml:space="preserve">20+ years advising owner-run businesses, $5M–$20M</w:t>
             </w:r>
           </w:p>
         </w:tc>
